--- a/lessons/2-3/downloads/reveal/2.3-session-1-practice-form-a.docx
+++ b/lessons/2-3/downloads/reveal/2.3-session-1-practice-form-a.docx
@@ -15,7 +15,7 @@
         <w:rPr>
           <w:rFonts w:ascii="Avenir Next" w:hAnsi="Avenir Next" w:cs="Avenir Next" w:eastAsia="Avenir Next"/>
           <w:color w:val="1A1A1A"/>
-          <w:sz w:val="20"/>
+          <w:sz w:val="22"/>
           <w:szCs w:val="20"/>
         </w:rPr>
         <w:t xml:space="preserve">Name</w:t>
@@ -33,7 +33,7 @@
         <w:rPr>
           <w:rFonts w:ascii="Avenir Next" w:hAnsi="Avenir Next" w:cs="Avenir Next" w:eastAsia="Avenir Next"/>
           <w:color w:val="1A1A1A"/>
-          <w:sz w:val="20"/>
+          <w:sz w:val="22"/>
           <w:szCs w:val="20"/>
         </w:rPr>
         <w:t xml:space="preserve">   Date</w:t>
@@ -51,7 +51,7 @@
         <w:rPr>
           <w:rFonts w:ascii="Avenir Next" w:hAnsi="Avenir Next" w:cs="Avenir Next" w:eastAsia="Avenir Next"/>
           <w:color w:val="1A1A1A"/>
-          <w:sz w:val="20"/>
+          <w:sz w:val="22"/>
           <w:szCs w:val="20"/>
         </w:rPr>
         <w:t xml:space="preserve">   Period</w:t>
@@ -78,7 +78,7 @@
           <w:caps/>
           <w:color w:val="003A70"/>
           <w:spacing w:val="12"/>
-          <w:sz w:val="19"/>
+          <w:sz w:val="22"/>
           <w:szCs w:val="19"/>
         </w:rPr>
         <w:t xml:space="preserve">Lesson 2-3  ·  Session 1  ·  Practice  ·  Form A</w:t>
@@ -86,6 +86,7 @@
     </w:p>
     <w:p>
       <w:pPr>
+        <w:pStyle w:val="Heading1"/>
         <w:keepNext/>
         <w:spacing w:before="0" w:after="10" w:line="240" w:lineRule="auto"/>
       </w:pPr>
@@ -111,7 +112,7 @@
         <w:rPr>
           <w:rFonts w:ascii="Avenir Next" w:hAnsi="Avenir Next" w:cs="Avenir Next" w:eastAsia="Avenir Next"/>
           <w:color w:val="5A5F66"/>
-          <w:sz w:val="17"/>
+          <w:sz w:val="22"/>
           <w:szCs w:val="17"/>
         </w:rPr>
         <w:t xml:space="preserve">Learning target — I can find the median of a data set by ordering the values and taking the middle one.</w:t>
@@ -128,7 +129,7 @@
     </w:p>
     <w:p>
       <w:pPr>
-        <w:spacing w:before="0" w:after="0" w:line="60" w:lineRule="auto"/>
+        <w:spacing w:before="0" w:after="0" w:line="50" w:lineRule="exact"/>
       </w:pPr>
     </w:p>
     <w:tbl>
@@ -167,6 +168,7 @@
           </w:tcPr>
           <w:p>
             <w:pPr>
+              <w:pStyle w:val="Heading2"/>
               <w:spacing w:before="0" w:after="40" w:line="264" w:lineRule="auto"/>
             </w:pPr>
             <w:r>
@@ -194,63 +196,63 @@
                 <w:rFonts w:ascii="Avenir Next" w:hAnsi="Avenir Next" w:cs="Avenir Next" w:eastAsia="Avenir Next"/>
                 <w:b/>
                 <w:color w:val="003A70"/>
+                <w:sz w:val="22"/>
+                <w:szCs w:val="18"/>
+              </w:rPr>
+              <w:t xml:space="preserve">•</w:t>
+            </w:r>
+            <w:r>
+              <w:rPr>
+                <w:rFonts w:ascii="Avenir Next" w:hAnsi="Avenir Next" w:cs="Avenir Next" w:eastAsia="Avenir Next"/>
+                <w:color w:val="1A1A1A"/>
                 <w:sz w:val="18"/>
                 <w:szCs w:val="18"/>
               </w:rPr>
-              <w:t xml:space="preserve">•</w:t>
-            </w:r>
-            <w:r>
-              <w:rPr>
-                <w:rFonts w:ascii="Avenir Next" w:hAnsi="Avenir Next" w:cs="Avenir Next" w:eastAsia="Avenir Next"/>
-                <w:color w:val="1A1A1A"/>
-                <w:sz w:val="18"/>
+              <w:tab/>
+            </w:r>
+            <w:r>
+              <w:rPr>
+                <w:rFonts w:ascii="Avenir Next" w:hAnsi="Avenir Next" w:cs="Avenir Next" w:eastAsia="Avenir Next"/>
+                <w:color w:val="1A1A1A"/>
+                <w:sz w:val="22"/>
                 <w:szCs w:val="18"/>
               </w:rPr>
-              <w:tab/>
-            </w:r>
-            <w:r>
-              <w:rPr>
-                <w:rFonts w:ascii="Avenir Next" w:hAnsi="Avenir Next" w:cs="Avenir Next" w:eastAsia="Avenir Next"/>
-                <w:color w:val="1A1A1A"/>
-                <w:sz w:val="18"/>
+              <w:t xml:space="preserve">The </w:t>
+            </w:r>
+            <w:r>
+              <w:rPr>
+                <w:rFonts w:ascii="Avenir Next" w:hAnsi="Avenir Next" w:cs="Avenir Next" w:eastAsia="Avenir Next"/>
+                <w:b/>
+                <w:color w:val="1A1A1A"/>
+                <w:sz w:val="22"/>
                 <w:szCs w:val="18"/>
               </w:rPr>
-              <w:t xml:space="preserve">The </w:t>
-            </w:r>
-            <w:r>
-              <w:rPr>
-                <w:rFonts w:ascii="Avenir Next" w:hAnsi="Avenir Next" w:cs="Avenir Next" w:eastAsia="Avenir Next"/>
-                <w:b/>
-                <w:color w:val="1A1A1A"/>
-                <w:sz w:val="18"/>
+              <w:t xml:space="preserve">median</w:t>
+            </w:r>
+            <w:r>
+              <w:rPr>
+                <w:rFonts w:ascii="Avenir Next" w:hAnsi="Avenir Next" w:cs="Avenir Next" w:eastAsia="Avenir Next"/>
+                <w:color w:val="1A1A1A"/>
+                <w:sz w:val="22"/>
                 <w:szCs w:val="18"/>
               </w:rPr>
-              <w:t xml:space="preserve">median</w:t>
-            </w:r>
-            <w:r>
-              <w:rPr>
-                <w:rFonts w:ascii="Avenir Next" w:hAnsi="Avenir Next" w:cs="Avenir Next" w:eastAsia="Avenir Next"/>
-                <w:color w:val="1A1A1A"/>
-                <w:sz w:val="18"/>
+              <w:t xml:space="preserve"> is the middle value of a data set </w:t>
+            </w:r>
+            <w:r>
+              <w:rPr>
+                <w:rFonts w:ascii="Avenir Next" w:hAnsi="Avenir Next" w:cs="Avenir Next" w:eastAsia="Avenir Next"/>
+                <w:b/>
+                <w:color w:val="1A1A1A"/>
+                <w:sz w:val="22"/>
                 <w:szCs w:val="18"/>
               </w:rPr>
-              <w:t xml:space="preserve"> is the middle value of a data set </w:t>
-            </w:r>
-            <w:r>
-              <w:rPr>
-                <w:rFonts w:ascii="Avenir Next" w:hAnsi="Avenir Next" w:cs="Avenir Next" w:eastAsia="Avenir Next"/>
-                <w:b/>
-                <w:color w:val="1A1A1A"/>
-                <w:sz w:val="18"/>
-                <w:szCs w:val="18"/>
-              </w:rPr>
               <w:t xml:space="preserve">in order</w:t>
             </w:r>
             <w:r>
               <w:rPr>
                 <w:rFonts w:ascii="Avenir Next" w:hAnsi="Avenir Next" w:cs="Avenir Next" w:eastAsia="Avenir Next"/>
                 <w:color w:val="1A1A1A"/>
-                <w:sz w:val="18"/>
+                <w:sz w:val="22"/>
                 <w:szCs w:val="18"/>
               </w:rPr>
               <w:t xml:space="preserve">.</w:t>
@@ -269,44 +271,44 @@
                 <w:rFonts w:ascii="Avenir Next" w:hAnsi="Avenir Next" w:cs="Avenir Next" w:eastAsia="Avenir Next"/>
                 <w:b/>
                 <w:color w:val="003A70"/>
+                <w:sz w:val="22"/>
+                <w:szCs w:val="18"/>
+              </w:rPr>
+              <w:t xml:space="preserve">•</w:t>
+            </w:r>
+            <w:r>
+              <w:rPr>
+                <w:rFonts w:ascii="Avenir Next" w:hAnsi="Avenir Next" w:cs="Avenir Next" w:eastAsia="Avenir Next"/>
+                <w:color w:val="1A1A1A"/>
                 <w:sz w:val="18"/>
                 <w:szCs w:val="18"/>
               </w:rPr>
-              <w:t xml:space="preserve">•</w:t>
-            </w:r>
-            <w:r>
-              <w:rPr>
-                <w:rFonts w:ascii="Avenir Next" w:hAnsi="Avenir Next" w:cs="Avenir Next" w:eastAsia="Avenir Next"/>
-                <w:color w:val="1A1A1A"/>
-                <w:sz w:val="18"/>
+              <w:tab/>
+            </w:r>
+            <w:r>
+              <w:rPr>
+                <w:rFonts w:ascii="Avenir Next" w:hAnsi="Avenir Next" w:cs="Avenir Next" w:eastAsia="Avenir Next"/>
+                <w:color w:val="1A1A1A"/>
+                <w:sz w:val="22"/>
                 <w:szCs w:val="18"/>
               </w:rPr>
-              <w:tab/>
-            </w:r>
-            <w:r>
-              <w:rPr>
-                <w:rFonts w:ascii="Avenir Next" w:hAnsi="Avenir Next" w:cs="Avenir Next" w:eastAsia="Avenir Next"/>
-                <w:color w:val="1A1A1A"/>
-                <w:sz w:val="18"/>
+              <w:t xml:space="preserve">Order the values. Cross off one value from each end until </w:t>
+            </w:r>
+            <w:r>
+              <w:rPr>
+                <w:rFonts w:ascii="Avenir Next" w:hAnsi="Avenir Next" w:cs="Avenir Next" w:eastAsia="Avenir Next"/>
+                <w:b/>
+                <w:color w:val="1A1A1A"/>
+                <w:sz w:val="22"/>
                 <w:szCs w:val="18"/>
               </w:rPr>
-              <w:t xml:space="preserve">Order the values. Cross off one value from each end until </w:t>
-            </w:r>
-            <w:r>
-              <w:rPr>
-                <w:rFonts w:ascii="Avenir Next" w:hAnsi="Avenir Next" w:cs="Avenir Next" w:eastAsia="Avenir Next"/>
-                <w:b/>
-                <w:color w:val="1A1A1A"/>
-                <w:sz w:val="18"/>
-                <w:szCs w:val="18"/>
-              </w:rPr>
               <w:t xml:space="preserve">one</w:t>
             </w:r>
             <w:r>
               <w:rPr>
                 <w:rFonts w:ascii="Avenir Next" w:hAnsi="Avenir Next" w:cs="Avenir Next" w:eastAsia="Avenir Next"/>
                 <w:color w:val="1A1A1A"/>
-                <w:sz w:val="18"/>
+                <w:sz w:val="22"/>
                 <w:szCs w:val="18"/>
               </w:rPr>
               <w:t xml:space="preserve"> value is left.</w:t>
@@ -325,44 +327,44 @@
                 <w:rFonts w:ascii="Avenir Next" w:hAnsi="Avenir Next" w:cs="Avenir Next" w:eastAsia="Avenir Next"/>
                 <w:b/>
                 <w:color w:val="003A70"/>
+                <w:sz w:val="22"/>
+                <w:szCs w:val="18"/>
+              </w:rPr>
+              <w:t xml:space="preserve">•</w:t>
+            </w:r>
+            <w:r>
+              <w:rPr>
+                <w:rFonts w:ascii="Avenir Next" w:hAnsi="Avenir Next" w:cs="Avenir Next" w:eastAsia="Avenir Next"/>
+                <w:color w:val="1A1A1A"/>
                 <w:sz w:val="18"/>
                 <w:szCs w:val="18"/>
               </w:rPr>
-              <w:t xml:space="preserve">•</w:t>
-            </w:r>
-            <w:r>
-              <w:rPr>
-                <w:rFonts w:ascii="Avenir Next" w:hAnsi="Avenir Next" w:cs="Avenir Next" w:eastAsia="Avenir Next"/>
-                <w:color w:val="1A1A1A"/>
-                <w:sz w:val="18"/>
+              <w:tab/>
+            </w:r>
+            <w:r>
+              <w:rPr>
+                <w:rFonts w:ascii="Avenir Next" w:hAnsi="Avenir Next" w:cs="Avenir Next" w:eastAsia="Avenir Next"/>
+                <w:color w:val="1A1A1A"/>
+                <w:sz w:val="22"/>
                 <w:szCs w:val="18"/>
               </w:rPr>
-              <w:tab/>
-            </w:r>
-            <w:r>
-              <w:rPr>
-                <w:rFonts w:ascii="Avenir Next" w:hAnsi="Avenir Next" w:cs="Avenir Next" w:eastAsia="Avenir Next"/>
-                <w:color w:val="1A1A1A"/>
-                <w:sz w:val="18"/>
+              <w:t xml:space="preserve">Changing the greatest (or least) value does </w:t>
+            </w:r>
+            <w:r>
+              <w:rPr>
+                <w:rFonts w:ascii="Avenir Next" w:hAnsi="Avenir Next" w:cs="Avenir Next" w:eastAsia="Avenir Next"/>
+                <w:b/>
+                <w:color w:val="1A1A1A"/>
+                <w:sz w:val="22"/>
                 <w:szCs w:val="18"/>
               </w:rPr>
-              <w:t xml:space="preserve">Changing the greatest (or least) value does </w:t>
-            </w:r>
-            <w:r>
-              <w:rPr>
-                <w:rFonts w:ascii="Avenir Next" w:hAnsi="Avenir Next" w:cs="Avenir Next" w:eastAsia="Avenir Next"/>
-                <w:b/>
-                <w:color w:val="1A1A1A"/>
-                <w:sz w:val="18"/>
-                <w:szCs w:val="18"/>
-              </w:rPr>
               <w:t xml:space="preserve">not</w:t>
             </w:r>
             <w:r>
               <w:rPr>
                 <w:rFonts w:ascii="Avenir Next" w:hAnsi="Avenir Next" w:cs="Avenir Next" w:eastAsia="Avenir Next"/>
                 <w:color w:val="1A1A1A"/>
-                <w:sz w:val="18"/>
+                <w:sz w:val="22"/>
                 <w:szCs w:val="18"/>
               </w:rPr>
               <w:t xml:space="preserve"> move the median.</w:t>
@@ -377,6 +379,7 @@
           </w:tcPr>
           <w:p>
             <w:pPr>
+              <w:pStyle w:val="Heading2"/>
               <w:spacing w:before="0" w:after="40" w:line="264" w:lineRule="auto"/>
             </w:pPr>
             <w:r>
@@ -399,7 +402,7 @@
               <w:rPr>
                 <w:rFonts w:ascii="Avenir Next" w:hAnsi="Avenir Next" w:cs="Avenir Next" w:eastAsia="Avenir Next"/>
                 <w:color w:val="1A1A1A"/>
-                <w:sz w:val="17"/>
+                <w:sz w:val="22"/>
                 <w:szCs w:val="17"/>
               </w:rPr>
               <w:t xml:space="preserve">Find the median of 7, 2, 9, 4, 6.</w:t>
@@ -418,25 +421,25 @@
                 <w:rFonts w:ascii="Avenir Next" w:hAnsi="Avenir Next" w:cs="Avenir Next" w:eastAsia="Avenir Next"/>
                 <w:b/>
                 <w:color w:val="003A70"/>
+                <w:sz w:val="22"/>
+                <w:szCs w:val="17"/>
+              </w:rPr>
+              <w:t xml:space="preserve">Step 1</w:t>
+            </w:r>
+            <w:r>
+              <w:rPr>
+                <w:rFonts w:ascii="Avenir Next" w:hAnsi="Avenir Next" w:cs="Avenir Next" w:eastAsia="Avenir Next"/>
+                <w:color w:val="1A1A1A"/>
                 <w:sz w:val="17"/>
                 <w:szCs w:val="17"/>
               </w:rPr>
-              <w:t xml:space="preserve">Step 1</w:t>
-            </w:r>
-            <w:r>
-              <w:rPr>
-                <w:rFonts w:ascii="Avenir Next" w:hAnsi="Avenir Next" w:cs="Avenir Next" w:eastAsia="Avenir Next"/>
-                <w:color w:val="1A1A1A"/>
-                <w:sz w:val="17"/>
-                <w:szCs w:val="17"/>
-              </w:rPr>
               <w:tab/>
             </w:r>
             <w:r>
               <w:rPr>
                 <w:rFonts w:ascii="Avenir Next" w:hAnsi="Avenir Next" w:cs="Avenir Next" w:eastAsia="Avenir Next"/>
                 <w:color w:val="1A1A1A"/>
-                <w:sz w:val="17"/>
+                <w:sz w:val="22"/>
                 <w:szCs w:val="17"/>
               </w:rPr>
               <w:t xml:space="preserve">Order: 2, 4, 6, 7, 9.</w:t>
@@ -455,25 +458,25 @@
                 <w:rFonts w:ascii="Avenir Next" w:hAnsi="Avenir Next" w:cs="Avenir Next" w:eastAsia="Avenir Next"/>
                 <w:b/>
                 <w:color w:val="003A70"/>
+                <w:sz w:val="22"/>
+                <w:szCs w:val="17"/>
+              </w:rPr>
+              <w:t xml:space="preserve">Step 2</w:t>
+            </w:r>
+            <w:r>
+              <w:rPr>
+                <w:rFonts w:ascii="Avenir Next" w:hAnsi="Avenir Next" w:cs="Avenir Next" w:eastAsia="Avenir Next"/>
+                <w:color w:val="1A1A1A"/>
                 <w:sz w:val="17"/>
                 <w:szCs w:val="17"/>
               </w:rPr>
-              <w:t xml:space="preserve">Step 2</w:t>
-            </w:r>
-            <w:r>
-              <w:rPr>
-                <w:rFonts w:ascii="Avenir Next" w:hAnsi="Avenir Next" w:cs="Avenir Next" w:eastAsia="Avenir Next"/>
-                <w:color w:val="1A1A1A"/>
-                <w:sz w:val="17"/>
-                <w:szCs w:val="17"/>
-              </w:rPr>
               <w:tab/>
             </w:r>
             <w:r>
               <w:rPr>
                 <w:rFonts w:ascii="Avenir Next" w:hAnsi="Avenir Next" w:cs="Avenir Next" w:eastAsia="Avenir Next"/>
                 <w:color w:val="1A1A1A"/>
-                <w:sz w:val="17"/>
+                <w:sz w:val="22"/>
                 <w:szCs w:val="17"/>
               </w:rPr>
               <w:t xml:space="preserve">Cross off 2 and 9, then 4 and 7.</w:t>
@@ -492,25 +495,25 @@
                 <w:rFonts w:ascii="Avenir Next" w:hAnsi="Avenir Next" w:cs="Avenir Next" w:eastAsia="Avenir Next"/>
                 <w:b/>
                 <w:color w:val="003A70"/>
+                <w:sz w:val="22"/>
+                <w:szCs w:val="17"/>
+              </w:rPr>
+              <w:t xml:space="preserve">Step 3</w:t>
+            </w:r>
+            <w:r>
+              <w:rPr>
+                <w:rFonts w:ascii="Avenir Next" w:hAnsi="Avenir Next" w:cs="Avenir Next" w:eastAsia="Avenir Next"/>
+                <w:color w:val="1A1A1A"/>
                 <w:sz w:val="17"/>
                 <w:szCs w:val="17"/>
               </w:rPr>
-              <w:t xml:space="preserve">Step 3</w:t>
-            </w:r>
-            <w:r>
-              <w:rPr>
-                <w:rFonts w:ascii="Avenir Next" w:hAnsi="Avenir Next" w:cs="Avenir Next" w:eastAsia="Avenir Next"/>
-                <w:color w:val="1A1A1A"/>
-                <w:sz w:val="17"/>
-                <w:szCs w:val="17"/>
-              </w:rPr>
               <w:tab/>
             </w:r>
             <w:r>
               <w:rPr>
                 <w:rFonts w:ascii="Avenir Next" w:hAnsi="Avenir Next" w:cs="Avenir Next" w:eastAsia="Avenir Next"/>
                 <w:color w:val="1A1A1A"/>
-                <w:sz w:val="17"/>
+                <w:sz w:val="22"/>
                 <w:szCs w:val="17"/>
               </w:rPr>
               <w:t xml:space="preserve">One value is left: 6.</w:t>
@@ -529,18 +532,18 @@
                 <w:rFonts w:ascii="Avenir Next" w:hAnsi="Avenir Next" w:cs="Avenir Next" w:eastAsia="Avenir Next"/>
                 <w:b/>
                 <w:color w:val="1A1A1A"/>
+                <w:sz w:val="22"/>
+                <w:szCs w:val="17"/>
+              </w:rPr>
+              <w:t xml:space="preserve">Answer</w:t>
+            </w:r>
+            <w:r>
+              <w:rPr>
+                <w:rFonts w:ascii="Avenir Next" w:hAnsi="Avenir Next" w:cs="Avenir Next" w:eastAsia="Avenir Next"/>
+                <w:color w:val="1A1A1A"/>
                 <w:sz w:val="17"/>
                 <w:szCs w:val="17"/>
               </w:rPr>
-              <w:t xml:space="preserve">Answer</w:t>
-            </w:r>
-            <w:r>
-              <w:rPr>
-                <w:rFonts w:ascii="Avenir Next" w:hAnsi="Avenir Next" w:cs="Avenir Next" w:eastAsia="Avenir Next"/>
-                <w:color w:val="1A1A1A"/>
-                <w:sz w:val="17"/>
-                <w:szCs w:val="17"/>
-              </w:rPr>
               <w:tab/>
             </w:r>
             <w:r>
@@ -548,7 +551,7 @@
                 <w:rFonts w:ascii="Avenir Next" w:hAnsi="Avenir Next" w:cs="Avenir Next" w:eastAsia="Avenir Next"/>
                 <w:b/>
                 <w:color w:val="1A1A1A"/>
-                <w:sz w:val="17"/>
+                <w:sz w:val="22"/>
                 <w:szCs w:val="17"/>
               </w:rPr>
               <w:t xml:space="preserve">Median = 6</w:t>
@@ -577,7 +580,7 @@
           <w:rFonts w:ascii="Avenir Next" w:hAnsi="Avenir Next" w:cs="Avenir Next" w:eastAsia="Avenir Next"/>
           <w:b/>
           <w:color w:val="1A1A1A"/>
-          <w:sz w:val="17"/>
+          <w:sz w:val="22"/>
           <w:szCs w:val="17"/>
         </w:rPr>
         <w:t xml:space="preserve">median</w:t>
@@ -587,7 +590,7 @@
           <w:rFonts w:ascii="Avenir Next" w:hAnsi="Avenir Next" w:cs="Avenir Next" w:eastAsia="Avenir Next"/>
           <w:i/>
           <w:color w:val="5A5F66"/>
-          <w:sz w:val="17"/>
+          <w:sz w:val="22"/>
           <w:szCs w:val="17"/>
         </w:rPr>
         <w:t xml:space="preserve"> (mediana)</w:t>
@@ -596,7 +599,7 @@
         <w:rPr>
           <w:rFonts w:ascii="Avenir Next" w:hAnsi="Avenir Next" w:cs="Avenir Next" w:eastAsia="Avenir Next"/>
           <w:color w:val="5A5F66"/>
-          <w:sz w:val="17"/>
+          <w:sz w:val="22"/>
           <w:szCs w:val="17"/>
         </w:rPr>
         <w:t xml:space="preserve">   ·   </w:t>
@@ -606,7 +609,7 @@
           <w:rFonts w:ascii="Avenir Next" w:hAnsi="Avenir Next" w:cs="Avenir Next" w:eastAsia="Avenir Next"/>
           <w:b/>
           <w:color w:val="1A1A1A"/>
-          <w:sz w:val="17"/>
+          <w:sz w:val="22"/>
           <w:szCs w:val="17"/>
         </w:rPr>
         <w:t xml:space="preserve">data set</w:t>
@@ -616,7 +619,7 @@
           <w:rFonts w:ascii="Avenir Next" w:hAnsi="Avenir Next" w:cs="Avenir Next" w:eastAsia="Avenir Next"/>
           <w:i/>
           <w:color w:val="5A5F66"/>
-          <w:sz w:val="17"/>
+          <w:sz w:val="22"/>
           <w:szCs w:val="17"/>
         </w:rPr>
         <w:t xml:space="preserve"> (conjunto de datos)</w:t>
@@ -625,7 +628,7 @@
         <w:rPr>
           <w:rFonts w:ascii="Avenir Next" w:hAnsi="Avenir Next" w:cs="Avenir Next" w:eastAsia="Avenir Next"/>
           <w:color w:val="5A5F66"/>
-          <w:sz w:val="17"/>
+          <w:sz w:val="22"/>
           <w:szCs w:val="17"/>
         </w:rPr>
         <w:t xml:space="preserve">   ·   </w:t>
@@ -635,7 +638,7 @@
           <w:rFonts w:ascii="Avenir Next" w:hAnsi="Avenir Next" w:cs="Avenir Next" w:eastAsia="Avenir Next"/>
           <w:b/>
           <w:color w:val="1A1A1A"/>
-          <w:sz w:val="17"/>
+          <w:sz w:val="22"/>
           <w:szCs w:val="17"/>
         </w:rPr>
         <w:t xml:space="preserve">order</w:t>
@@ -645,7 +648,7 @@
           <w:rFonts w:ascii="Avenir Next" w:hAnsi="Avenir Next" w:cs="Avenir Next" w:eastAsia="Avenir Next"/>
           <w:i/>
           <w:color w:val="5A5F66"/>
-          <w:sz w:val="17"/>
+          <w:sz w:val="22"/>
           <w:szCs w:val="17"/>
         </w:rPr>
         <w:t xml:space="preserve"> (ordenar)</w:t>
@@ -653,6 +656,7 @@
     </w:p>
     <w:p>
       <w:pPr>
+        <w:pStyle w:val="Heading2"/>
         <w:keepNext/>
         <w:pBdr>
           <w:bottom w:val="single" w:sz="8" w:space="3" w:color="003A70"/>
@@ -668,7 +672,7 @@
           <w:b/>
           <w:color w:val="003A70"/>
           <w:spacing w:val="14"/>
-          <w:sz w:val="19"/>
+          <w:sz w:val="22"/>
           <w:szCs w:val="19"/>
         </w:rPr>
         <w:t xml:space="preserve">PRACTICE</w:t>
@@ -687,7 +691,7 @@
           <w:rFonts w:ascii="Avenir Next" w:hAnsi="Avenir Next" w:cs="Avenir Next" w:eastAsia="Avenir Next"/>
           <w:i/>
           <w:color w:val="5A5F66"/>
-          <w:sz w:val="17"/>
+          <w:sz w:val="22"/>
           <w:szCs w:val="17"/>
         </w:rPr>
         <w:t xml:space="preserve">show your work · label units</w:t>
@@ -695,7 +699,7 @@
     </w:p>
     <w:p>
       <w:pPr>
-        <w:spacing w:before="0" w:after="0" w:line="20" w:lineRule="exact"/>
+        <w:spacing w:before="0" w:after="0" w:line="50" w:lineRule="exact"/>
       </w:pPr>
     </w:p>
     <w:tbl>
@@ -745,18 +749,18 @@
                 <w:rFonts w:ascii="Avenir Next" w:hAnsi="Avenir Next" w:cs="Avenir Next" w:eastAsia="Avenir Next"/>
                 <w:b/>
                 <w:color w:val="1A1A1A"/>
+                <w:sz w:val="22"/>
+                <w:szCs w:val="20"/>
+              </w:rPr>
+              <w:t xml:space="preserve">1.</w:t>
+            </w:r>
+            <w:r>
+              <w:rPr>
+                <w:rFonts w:ascii="Avenir Next" w:hAnsi="Avenir Next" w:cs="Avenir Next" w:eastAsia="Avenir Next"/>
+                <w:color w:val="1A1A1A"/>
                 <w:sz w:val="20"/>
                 <w:szCs w:val="20"/>
               </w:rPr>
-              <w:t xml:space="preserve">1.</w:t>
-            </w:r>
-            <w:r>
-              <w:rPr>
-                <w:rFonts w:ascii="Avenir Next" w:hAnsi="Avenir Next" w:cs="Avenir Next" w:eastAsia="Avenir Next"/>
-                <w:color w:val="1A1A1A"/>
-                <w:sz w:val="20"/>
-                <w:szCs w:val="20"/>
-              </w:rPr>
               <w:tab/>
             </w:r>
             <w:r>
@@ -764,7 +768,7 @@
                 <w:rFonts w:ascii="Avenir Next" w:hAnsi="Avenir Next" w:cs="Avenir Next" w:eastAsia="Avenir Next"/>
                 <w:b/>
                 <w:color w:val="1A1A1A"/>
-                <w:sz w:val="20"/>
+                <w:sz w:val="22"/>
                 <w:szCs w:val="20"/>
               </w:rPr>
               <w:t xml:space="preserve">Club Sizes.</w:t>
@@ -773,7 +777,7 @@
               <w:rPr>
                 <w:rFonts w:ascii="Avenir Next" w:hAnsi="Avenir Next" w:cs="Avenir Next" w:eastAsia="Avenir Next"/>
                 <w:color w:val="1A1A1A"/>
-                <w:sz w:val="20"/>
+                <w:sz w:val="22"/>
                 <w:szCs w:val="20"/>
               </w:rPr>
               <w:t xml:space="preserve">  Nine clubs have this many members: 14, 9, 22, 17, 11, 25, 19, 13, 20. Write the values in order. Then find the median.</w:t>
@@ -790,7 +794,7 @@
                 <w:rFonts w:ascii="Avenir Next" w:hAnsi="Avenir Next" w:cs="Avenir Next" w:eastAsia="Avenir Next"/>
                 <w:b/>
                 <w:color w:val="003A70"/>
-                <w:sz w:val="17"/>
+                <w:sz w:val="22"/>
                 <w:szCs w:val="17"/>
               </w:rPr>
               <w:t xml:space="preserve">Hint  </w:t>
@@ -800,7 +804,7 @@
                 <w:rFonts w:ascii="Avenir Next" w:hAnsi="Avenir Next" w:cs="Avenir Next" w:eastAsia="Avenir Next"/>
                 <w:i/>
                 <w:color w:val="5A5F66"/>
-                <w:sz w:val="17"/>
+                <w:sz w:val="22"/>
                 <w:szCs w:val="17"/>
               </w:rPr>
               <w:t xml:space="preserve">Nine values: the median is the 5th in order.</w:t>
@@ -861,7 +865,7 @@
                       <w:rFonts w:ascii="Avenir Next" w:hAnsi="Avenir Next" w:cs="Avenir Next" w:eastAsia="Avenir Next"/>
                       <w:b/>
                       <w:color w:val="1A1A1A"/>
-                      <w:sz w:val="19"/>
+                      <w:sz w:val="22"/>
                       <w:szCs w:val="19"/>
                     </w:rPr>
                     <w:t xml:space="preserve">Order</w:t>
@@ -884,7 +888,7 @@
                       <w:rFonts w:ascii="Avenir Next" w:hAnsi="Avenir Next" w:cs="Avenir Next" w:eastAsia="Avenir Next"/>
                       <w:b/>
                       <w:color w:val="1A1A1A"/>
-                      <w:sz w:val="19"/>
+                      <w:sz w:val="22"/>
                       <w:szCs w:val="19"/>
                     </w:rPr>
                     <w:t xml:space="preserve">1</w:t>
@@ -907,7 +911,7 @@
                       <w:rFonts w:ascii="Avenir Next" w:hAnsi="Avenir Next" w:cs="Avenir Next" w:eastAsia="Avenir Next"/>
                       <w:b/>
                       <w:color w:val="1A1A1A"/>
-                      <w:sz w:val="19"/>
+                      <w:sz w:val="22"/>
                       <w:szCs w:val="19"/>
                     </w:rPr>
                     <w:t xml:space="preserve">2</w:t>
@@ -930,7 +934,7 @@
                       <w:rFonts w:ascii="Avenir Next" w:hAnsi="Avenir Next" w:cs="Avenir Next" w:eastAsia="Avenir Next"/>
                       <w:b/>
                       <w:color w:val="1A1A1A"/>
-                      <w:sz w:val="19"/>
+                      <w:sz w:val="22"/>
                       <w:szCs w:val="19"/>
                     </w:rPr>
                     <w:t xml:space="preserve">3</w:t>
@@ -953,7 +957,7 @@
                       <w:rFonts w:ascii="Avenir Next" w:hAnsi="Avenir Next" w:cs="Avenir Next" w:eastAsia="Avenir Next"/>
                       <w:b/>
                       <w:color w:val="1A1A1A"/>
-                      <w:sz w:val="19"/>
+                      <w:sz w:val="22"/>
                       <w:szCs w:val="19"/>
                     </w:rPr>
                     <w:t xml:space="preserve">4</w:t>
@@ -976,7 +980,7 @@
                       <w:rFonts w:ascii="Avenir Next" w:hAnsi="Avenir Next" w:cs="Avenir Next" w:eastAsia="Avenir Next"/>
                       <w:b/>
                       <w:color w:val="1A1A1A"/>
-                      <w:sz w:val="19"/>
+                      <w:sz w:val="22"/>
                       <w:szCs w:val="19"/>
                     </w:rPr>
                     <w:t xml:space="preserve">5</w:t>
@@ -999,7 +1003,7 @@
                       <w:rFonts w:ascii="Avenir Next" w:hAnsi="Avenir Next" w:cs="Avenir Next" w:eastAsia="Avenir Next"/>
                       <w:b/>
                       <w:color w:val="1A1A1A"/>
-                      <w:sz w:val="19"/>
+                      <w:sz w:val="22"/>
                       <w:szCs w:val="19"/>
                     </w:rPr>
                     <w:t xml:space="preserve">6</w:t>
@@ -1022,7 +1026,7 @@
                       <w:rFonts w:ascii="Avenir Next" w:hAnsi="Avenir Next" w:cs="Avenir Next" w:eastAsia="Avenir Next"/>
                       <w:b/>
                       <w:color w:val="1A1A1A"/>
-                      <w:sz w:val="19"/>
+                      <w:sz w:val="22"/>
                       <w:szCs w:val="19"/>
                     </w:rPr>
                     <w:t xml:space="preserve">7</w:t>
@@ -1045,7 +1049,7 @@
                       <w:rFonts w:ascii="Avenir Next" w:hAnsi="Avenir Next" w:cs="Avenir Next" w:eastAsia="Avenir Next"/>
                       <w:b/>
                       <w:color w:val="1A1A1A"/>
-                      <w:sz w:val="19"/>
+                      <w:sz w:val="22"/>
                       <w:szCs w:val="19"/>
                     </w:rPr>
                     <w:t xml:space="preserve">8</w:t>
@@ -1068,7 +1072,7 @@
                       <w:rFonts w:ascii="Avenir Next" w:hAnsi="Avenir Next" w:cs="Avenir Next" w:eastAsia="Avenir Next"/>
                       <w:b/>
                       <w:color w:val="1A1A1A"/>
-                      <w:sz w:val="19"/>
+                      <w:sz w:val="22"/>
                       <w:szCs w:val="19"/>
                     </w:rPr>
                     <w:t xml:space="preserve">9</w:t>
@@ -1097,7 +1101,7 @@
                       <w:rFonts w:ascii="Avenir Next" w:hAnsi="Avenir Next" w:cs="Avenir Next" w:eastAsia="Avenir Next"/>
                       <w:b/>
                       <w:color w:val="1A1A1A"/>
-                      <w:sz w:val="19"/>
+                      <w:sz w:val="22"/>
                       <w:szCs w:val="19"/>
                     </w:rPr>
                     <w:t xml:space="preserve">Value</w:t>
@@ -1111,7 +1115,7 @@
                 </w:tcPr>
                 <w:p>
                   <w:pPr>
-                    <w:spacing w:before="0" w:after="0" w:line="240" w:lineRule="auto"/>
+                    <w:spacing w:before="0" w:after="0" w:line="50" w:lineRule="exact"/>
                   </w:pPr>
                 </w:p>
               </w:tc>
@@ -1122,7 +1126,7 @@
                 </w:tcPr>
                 <w:p>
                   <w:pPr>
-                    <w:spacing w:before="0" w:after="0" w:line="240" w:lineRule="auto"/>
+                    <w:spacing w:before="0" w:after="0" w:line="50" w:lineRule="exact"/>
                   </w:pPr>
                 </w:p>
               </w:tc>
@@ -1133,7 +1137,7 @@
                 </w:tcPr>
                 <w:p>
                   <w:pPr>
-                    <w:spacing w:before="0" w:after="0" w:line="240" w:lineRule="auto"/>
+                    <w:spacing w:before="0" w:after="0" w:line="50" w:lineRule="exact"/>
                   </w:pPr>
                 </w:p>
               </w:tc>
@@ -1144,7 +1148,7 @@
                 </w:tcPr>
                 <w:p>
                   <w:pPr>
-                    <w:spacing w:before="0" w:after="0" w:line="240" w:lineRule="auto"/>
+                    <w:spacing w:before="0" w:after="0" w:line="50" w:lineRule="exact"/>
                   </w:pPr>
                 </w:p>
               </w:tc>
@@ -1155,7 +1159,7 @@
                 </w:tcPr>
                 <w:p>
                   <w:pPr>
-                    <w:spacing w:before="0" w:after="0" w:line="240" w:lineRule="auto"/>
+                    <w:spacing w:before="0" w:after="0" w:line="50" w:lineRule="exact"/>
                   </w:pPr>
                 </w:p>
               </w:tc>
@@ -1166,7 +1170,7 @@
                 </w:tcPr>
                 <w:p>
                   <w:pPr>
-                    <w:spacing w:before="0" w:after="0" w:line="240" w:lineRule="auto"/>
+                    <w:spacing w:before="0" w:after="0" w:line="50" w:lineRule="exact"/>
                   </w:pPr>
                 </w:p>
               </w:tc>
@@ -1177,7 +1181,7 @@
                 </w:tcPr>
                 <w:p>
                   <w:pPr>
-                    <w:spacing w:before="0" w:after="0" w:line="240" w:lineRule="auto"/>
+                    <w:spacing w:before="0" w:after="0" w:line="50" w:lineRule="exact"/>
                   </w:pPr>
                 </w:p>
               </w:tc>
@@ -1188,7 +1192,7 @@
                 </w:tcPr>
                 <w:p>
                   <w:pPr>
-                    <w:spacing w:before="0" w:after="0" w:line="240" w:lineRule="auto"/>
+                    <w:spacing w:before="0" w:after="0" w:line="50" w:lineRule="exact"/>
                   </w:pPr>
                 </w:p>
               </w:tc>
@@ -1199,7 +1203,7 @@
                 </w:tcPr>
                 <w:p>
                   <w:pPr>
-                    <w:spacing w:before="0" w:after="0" w:line="240" w:lineRule="auto"/>
+                    <w:spacing w:before="0" w:after="0" w:line="50" w:lineRule="exact"/>
                   </w:pPr>
                 </w:p>
               </w:tc>
@@ -1218,7 +1222,7 @@
                 <w:rFonts w:ascii="Avenir Next" w:hAnsi="Avenir Next" w:cs="Avenir Next" w:eastAsia="Avenir Next"/>
                 <w:b/>
                 <w:color w:val="1A1A1A"/>
-                <w:sz w:val="18"/>
+                <w:sz w:val="22"/>
                 <w:szCs w:val="18"/>
               </w:rPr>
               <w:t xml:space="preserve">Median</w:t>
@@ -1238,12 +1242,12 @@
     </w:tbl>
     <w:p>
       <w:pPr>
-        <w:spacing w:before="0" w:after="0" w:line="20" w:lineRule="exact"/>
+        <w:spacing w:before="0" w:after="0" w:line="50" w:lineRule="exact"/>
       </w:pPr>
     </w:p>
     <w:p>
       <w:pPr>
-        <w:spacing w:before="0" w:after="0" w:line="20" w:lineRule="exact"/>
+        <w:spacing w:before="0" w:after="0" w:line="50" w:lineRule="exact"/>
       </w:pPr>
     </w:p>
     <w:tbl>
@@ -1294,18 +1298,18 @@
                 <w:rFonts w:ascii="Avenir Next" w:hAnsi="Avenir Next" w:cs="Avenir Next" w:eastAsia="Avenir Next"/>
                 <w:b/>
                 <w:color w:val="1A1A1A"/>
+                <w:sz w:val="22"/>
+                <w:szCs w:val="20"/>
+              </w:rPr>
+              <w:t xml:space="preserve">2.</w:t>
+            </w:r>
+            <w:r>
+              <w:rPr>
+                <w:rFonts w:ascii="Avenir Next" w:hAnsi="Avenir Next" w:cs="Avenir Next" w:eastAsia="Avenir Next"/>
+                <w:color w:val="1A1A1A"/>
                 <w:sz w:val="20"/>
                 <w:szCs w:val="20"/>
               </w:rPr>
-              <w:t xml:space="preserve">2.</w:t>
-            </w:r>
-            <w:r>
-              <w:rPr>
-                <w:rFonts w:ascii="Avenir Next" w:hAnsi="Avenir Next" w:cs="Avenir Next" w:eastAsia="Avenir Next"/>
-                <w:color w:val="1A1A1A"/>
-                <w:sz w:val="20"/>
-                <w:szCs w:val="20"/>
-              </w:rPr>
               <w:tab/>
             </w:r>
             <w:r>
@@ -1313,7 +1317,7 @@
                 <w:rFonts w:ascii="Avenir Next" w:hAnsi="Avenir Next" w:cs="Avenir Next" w:eastAsia="Avenir Next"/>
                 <w:b/>
                 <w:color w:val="1A1A1A"/>
-                <w:sz w:val="20"/>
+                <w:sz w:val="22"/>
                 <w:szCs w:val="20"/>
               </w:rPr>
               <w:t xml:space="preserve">Homework Minutes.</w:t>
@@ -1322,7 +1326,7 @@
               <w:rPr>
                 <w:rFonts w:ascii="Avenir Next" w:hAnsi="Avenir Next" w:cs="Avenir Next" w:eastAsia="Avenir Next"/>
                 <w:color w:val="1A1A1A"/>
-                <w:sz w:val="20"/>
+                <w:sz w:val="22"/>
                 <w:szCs w:val="20"/>
               </w:rPr>
               <w:t xml:space="preserve">  Five students: 45, 20, 35, 15, 30 minutes.</w:t>
@@ -1376,7 +1380,7 @@
                       <w:rFonts w:ascii="Avenir Next" w:hAnsi="Avenir Next" w:cs="Avenir Next" w:eastAsia="Avenir Next"/>
                       <w:b/>
                       <w:color w:val="003A70"/>
-                      <w:sz w:val="20"/>
+                      <w:sz w:val="22"/>
                       <w:szCs w:val="20"/>
                     </w:rPr>
                     <w:t xml:space="preserve">a.</w:t>
@@ -1394,7 +1398,7 @@
                     <w:rPr>
                       <w:rFonts w:ascii="Avenir Next" w:hAnsi="Avenir Next" w:cs="Avenir Next" w:eastAsia="Avenir Next"/>
                       <w:color w:val="1A1A1A"/>
-                      <w:sz w:val="20"/>
+                      <w:sz w:val="22"/>
                       <w:szCs w:val="20"/>
                     </w:rPr>
                     <w:t xml:space="preserve">Median:</w:t>
@@ -1444,7 +1448,7 @@
                       <w:rFonts w:ascii="Avenir Next" w:hAnsi="Avenir Next" w:cs="Avenir Next" w:eastAsia="Avenir Next"/>
                       <w:b/>
                       <w:color w:val="003A70"/>
-                      <w:sz w:val="20"/>
+                      <w:sz w:val="22"/>
                       <w:szCs w:val="20"/>
                     </w:rPr>
                     <w:t xml:space="preserve">b.</w:t>
@@ -1462,7 +1466,7 @@
                     <w:rPr>
                       <w:rFonts w:ascii="Avenir Next" w:hAnsi="Avenir Next" w:cs="Avenir Next" w:eastAsia="Avenir Next"/>
                       <w:color w:val="1A1A1A"/>
-                      <w:sz w:val="20"/>
+                      <w:sz w:val="22"/>
                       <w:szCs w:val="20"/>
                     </w:rPr>
                     <w:t xml:space="preserve">Values above the median:</w:t>
@@ -1492,7 +1496,7 @@
           </w:tbl>
           <w:p>
             <w:pPr>
-              <w:spacing w:before="0" w:after="0" w:line="24" w:lineRule="auto"/>
+              <w:spacing w:before="0" w:after="0" w:line="50" w:lineRule="exact"/>
             </w:pPr>
           </w:p>
         </w:tc>
@@ -1515,18 +1519,18 @@
                 <w:rFonts w:ascii="Avenir Next" w:hAnsi="Avenir Next" w:cs="Avenir Next" w:eastAsia="Avenir Next"/>
                 <w:b/>
                 <w:color w:val="1A1A1A"/>
+                <w:sz w:val="22"/>
+                <w:szCs w:val="20"/>
+              </w:rPr>
+              <w:t xml:space="preserve">3.</w:t>
+            </w:r>
+            <w:r>
+              <w:rPr>
+                <w:rFonts w:ascii="Avenir Next" w:hAnsi="Avenir Next" w:cs="Avenir Next" w:eastAsia="Avenir Next"/>
+                <w:color w:val="1A1A1A"/>
                 <w:sz w:val="20"/>
                 <w:szCs w:val="20"/>
               </w:rPr>
-              <w:t xml:space="preserve">3.</w:t>
-            </w:r>
-            <w:r>
-              <w:rPr>
-                <w:rFonts w:ascii="Avenir Next" w:hAnsi="Avenir Next" w:cs="Avenir Next" w:eastAsia="Avenir Next"/>
-                <w:color w:val="1A1A1A"/>
-                <w:sz w:val="20"/>
-                <w:szCs w:val="20"/>
-              </w:rPr>
               <w:tab/>
             </w:r>
             <w:r>
@@ -1534,7 +1538,7 @@
                 <w:rFonts w:ascii="Avenir Next" w:hAnsi="Avenir Next" w:cs="Avenir Next" w:eastAsia="Avenir Next"/>
                 <w:b/>
                 <w:color w:val="1A1A1A"/>
-                <w:sz w:val="20"/>
+                <w:sz w:val="22"/>
                 <w:szCs w:val="20"/>
               </w:rPr>
               <w:t xml:space="preserve">Trail Lengths.</w:t>
@@ -1543,7 +1547,7 @@
               <w:rPr>
                 <w:rFonts w:ascii="Avenir Next" w:hAnsi="Avenir Next" w:cs="Avenir Next" w:eastAsia="Avenir Next"/>
                 <w:color w:val="1A1A1A"/>
-                <w:sz w:val="20"/>
+                <w:sz w:val="22"/>
                 <w:szCs w:val="20"/>
               </w:rPr>
               <w:t xml:space="preserve">  Seven trails (km): 4, 11, 7, 2, 9, 6, 12.</w:t>
@@ -1560,7 +1564,7 @@
                 <w:rFonts w:ascii="Avenir Next" w:hAnsi="Avenir Next" w:cs="Avenir Next" w:eastAsia="Avenir Next"/>
                 <w:b/>
                 <w:color w:val="003A70"/>
-                <w:sz w:val="17"/>
+                <w:sz w:val="22"/>
                 <w:szCs w:val="17"/>
               </w:rPr>
               <w:t xml:space="preserve">Hint  </w:t>
@@ -1570,7 +1574,7 @@
                 <w:rFonts w:ascii="Avenir Next" w:hAnsi="Avenir Next" w:cs="Avenir Next" w:eastAsia="Avenir Next"/>
                 <w:i/>
                 <w:color w:val="5A5F66"/>
-                <w:sz w:val="17"/>
+                <w:sz w:val="22"/>
                 <w:szCs w:val="17"/>
               </w:rPr>
               <w:t xml:space="preserve">Changing the greatest value does not move the middle.</w:t>
@@ -1624,7 +1628,7 @@
                       <w:rFonts w:ascii="Avenir Next" w:hAnsi="Avenir Next" w:cs="Avenir Next" w:eastAsia="Avenir Next"/>
                       <w:b/>
                       <w:color w:val="003A70"/>
-                      <w:sz w:val="20"/>
+                      <w:sz w:val="22"/>
                       <w:szCs w:val="20"/>
                     </w:rPr>
                     <w:t xml:space="preserve">a.</w:t>
@@ -1642,7 +1646,7 @@
                     <w:rPr>
                       <w:rFonts w:ascii="Avenir Next" w:hAnsi="Avenir Next" w:cs="Avenir Next" w:eastAsia="Avenir Next"/>
                       <w:color w:val="1A1A1A"/>
-                      <w:sz w:val="20"/>
+                      <w:sz w:val="22"/>
                       <w:szCs w:val="20"/>
                     </w:rPr>
                     <w:t xml:space="preserve">Median:</w:t>
@@ -1692,7 +1696,7 @@
                       <w:rFonts w:ascii="Avenir Next" w:hAnsi="Avenir Next" w:cs="Avenir Next" w:eastAsia="Avenir Next"/>
                       <w:b/>
                       <w:color w:val="003A70"/>
-                      <w:sz w:val="20"/>
+                      <w:sz w:val="22"/>
                       <w:szCs w:val="20"/>
                     </w:rPr>
                     <w:t xml:space="preserve">b.</w:t>
@@ -1710,7 +1714,7 @@
                     <w:rPr>
                       <w:rFonts w:ascii="Avenir Next" w:hAnsi="Avenir Next" w:cs="Avenir Next" w:eastAsia="Avenir Next"/>
                       <w:color w:val="1A1A1A"/>
-                      <w:sz w:val="20"/>
+                      <w:sz w:val="22"/>
                       <w:szCs w:val="20"/>
                     </w:rPr>
                     <w:t xml:space="preserve">If 12 km became 20 km, new median:</w:t>
@@ -1740,7 +1744,7 @@
           </w:tbl>
           <w:p>
             <w:pPr>
-              <w:spacing w:before="0" w:after="0" w:line="24" w:lineRule="auto"/>
+              <w:spacing w:before="0" w:after="0" w:line="50" w:lineRule="exact"/>
             </w:pPr>
           </w:p>
         </w:tc>
@@ -1748,12 +1752,12 @@
     </w:tbl>
     <w:p>
       <w:pPr>
-        <w:spacing w:before="0" w:after="0" w:line="20" w:lineRule="exact"/>
+        <w:spacing w:before="0" w:after="0" w:line="50" w:lineRule="exact"/>
       </w:pPr>
     </w:p>
     <w:p>
       <w:pPr>
-        <w:spacing w:before="0" w:after="0" w:line="20" w:lineRule="exact"/>
+        <w:spacing w:before="0" w:after="0" w:line="50" w:lineRule="exact"/>
       </w:pPr>
     </w:p>
     <w:tbl>
@@ -1803,18 +1807,18 @@
                 <w:rFonts w:ascii="Avenir Next" w:hAnsi="Avenir Next" w:cs="Avenir Next" w:eastAsia="Avenir Next"/>
                 <w:b/>
                 <w:color w:val="1A1A1A"/>
+                <w:sz w:val="22"/>
+                <w:szCs w:val="20"/>
+              </w:rPr>
+              <w:t xml:space="preserve">4.</w:t>
+            </w:r>
+            <w:r>
+              <w:rPr>
+                <w:rFonts w:ascii="Avenir Next" w:hAnsi="Avenir Next" w:cs="Avenir Next" w:eastAsia="Avenir Next"/>
+                <w:color w:val="1A1A1A"/>
                 <w:sz w:val="20"/>
                 <w:szCs w:val="20"/>
               </w:rPr>
-              <w:t xml:space="preserve">4.</w:t>
-            </w:r>
-            <w:r>
-              <w:rPr>
-                <w:rFonts w:ascii="Avenir Next" w:hAnsi="Avenir Next" w:cs="Avenir Next" w:eastAsia="Avenir Next"/>
-                <w:color w:val="1A1A1A"/>
-                <w:sz w:val="20"/>
-                <w:szCs w:val="20"/>
-              </w:rPr>
               <w:tab/>
             </w:r>
             <w:r>
@@ -1822,7 +1826,7 @@
                 <w:rFonts w:ascii="Avenir Next" w:hAnsi="Avenir Next" w:cs="Avenir Next" w:eastAsia="Avenir Next"/>
                 <w:b/>
                 <w:color w:val="1A1A1A"/>
-                <w:sz w:val="20"/>
+                <w:sz w:val="22"/>
                 <w:szCs w:val="20"/>
               </w:rPr>
               <w:t xml:space="preserve">Pizza Slices.  </w:t>
@@ -1831,7 +1835,7 @@
               <w:rPr>
                 <w:rFonts w:ascii="Avenir Next" w:hAnsi="Avenir Next" w:cs="Avenir Next" w:eastAsia="Avenir Next"/>
                 <w:color w:val="1A1A1A"/>
-                <w:sz w:val="20"/>
+                <w:sz w:val="22"/>
                 <w:szCs w:val="20"/>
               </w:rPr>
               <w:t xml:space="preserve">Seven lunch periods sold these numbers of slices: 34, 51, 42, 29, 47, 38, 45. Find the median.</w:t>
@@ -1839,7 +1843,7 @@
           </w:p>
           <w:p>
             <w:pPr>
-              <w:spacing w:before="0" w:after="0" w:line="60" w:lineRule="auto"/>
+              <w:spacing w:before="0" w:after="0" w:line="50" w:lineRule="exact"/>
             </w:pPr>
           </w:p>
           <w:tbl>
@@ -1908,25 +1912,25 @@
                 <w:rFonts w:ascii="Avenir Next" w:hAnsi="Avenir Next" w:cs="Avenir Next" w:eastAsia="Avenir Next"/>
                 <w:b/>
                 <w:color w:val="1A1A1A"/>
+                <w:sz w:val="22"/>
+                <w:szCs w:val="18"/>
+              </w:rPr>
+              <w:t xml:space="preserve">Answer</w:t>
+            </w:r>
+            <w:r>
+              <w:rPr>
+                <w:rFonts w:ascii="Avenir Next" w:hAnsi="Avenir Next" w:cs="Avenir Next" w:eastAsia="Avenir Next"/>
+                <w:color w:val="1A1A1A"/>
                 <w:sz w:val="18"/>
                 <w:szCs w:val="18"/>
               </w:rPr>
-              <w:t xml:space="preserve">Answer</w:t>
-            </w:r>
-            <w:r>
-              <w:rPr>
-                <w:rFonts w:ascii="Avenir Next" w:hAnsi="Avenir Next" w:cs="Avenir Next" w:eastAsia="Avenir Next"/>
-                <w:color w:val="1A1A1A"/>
-                <w:sz w:val="18"/>
-                <w:szCs w:val="18"/>
-              </w:rPr>
               <w:tab/>
             </w:r>
             <w:r>
               <w:rPr>
                 <w:rFonts w:ascii="Avenir Next" w:hAnsi="Avenir Next" w:cs="Avenir Next" w:eastAsia="Avenir Next"/>
                 <w:color w:val="1A1A1A"/>
-                <w:sz w:val="18"/>
+                <w:sz w:val="22"/>
                 <w:szCs w:val="18"/>
               </w:rPr>
               <w:t xml:space="preserve">  slices</w:t>
@@ -1937,12 +1941,12 @@
     </w:tbl>
     <w:p>
       <w:pPr>
-        <w:spacing w:before="0" w:after="0" w:line="20" w:lineRule="exact"/>
+        <w:spacing w:before="0" w:after="0" w:line="50" w:lineRule="exact"/>
       </w:pPr>
     </w:p>
     <w:p>
       <w:pPr>
-        <w:spacing w:before="0" w:after="0" w:line="20" w:lineRule="exact"/>
+        <w:spacing w:before="0" w:after="0" w:line="50" w:lineRule="exact"/>
       </w:pPr>
     </w:p>
     <w:tbl>
@@ -1992,18 +1996,18 @@
                 <w:rFonts w:ascii="Avenir Next" w:hAnsi="Avenir Next" w:cs="Avenir Next" w:eastAsia="Avenir Next"/>
                 <w:b/>
                 <w:color w:val="1A1A1A"/>
+                <w:sz w:val="22"/>
+                <w:szCs w:val="20"/>
+              </w:rPr>
+              <w:t xml:space="preserve">5.</w:t>
+            </w:r>
+            <w:r>
+              <w:rPr>
+                <w:rFonts w:ascii="Avenir Next" w:hAnsi="Avenir Next" w:cs="Avenir Next" w:eastAsia="Avenir Next"/>
+                <w:color w:val="1A1A1A"/>
                 <w:sz w:val="20"/>
                 <w:szCs w:val="20"/>
               </w:rPr>
-              <w:t xml:space="preserve">5.</w:t>
-            </w:r>
-            <w:r>
-              <w:rPr>
-                <w:rFonts w:ascii="Avenir Next" w:hAnsi="Avenir Next" w:cs="Avenir Next" w:eastAsia="Avenir Next"/>
-                <w:color w:val="1A1A1A"/>
-                <w:sz w:val="20"/>
-                <w:szCs w:val="20"/>
-              </w:rPr>
               <w:tab/>
             </w:r>
             <w:r>
@@ -2011,7 +2015,7 @@
                 <w:rFonts w:ascii="Avenir Next" w:hAnsi="Avenir Next" w:cs="Avenir Next" w:eastAsia="Avenir Next"/>
                 <w:b/>
                 <w:color w:val="1A1A1A"/>
-                <w:sz w:val="20"/>
+                <w:sz w:val="22"/>
                 <w:szCs w:val="20"/>
               </w:rPr>
               <w:t xml:space="preserve">Median Claim.  </w:t>
@@ -2020,7 +2024,7 @@
               <w:rPr>
                 <w:rFonts w:ascii="Avenir Next" w:hAnsi="Avenir Next" w:cs="Avenir Next" w:eastAsia="Avenir Next"/>
                 <w:color w:val="1A1A1A"/>
-                <w:sz w:val="20"/>
+                <w:sz w:val="22"/>
                 <w:szCs w:val="20"/>
               </w:rPr>
               <w:t xml:space="preserve">For the values 31, 12, 27, 18, 23, Owen says the median is 27 because it is in the middle of the list as written. Is Owen right? Find the median.</w:t>
@@ -2037,7 +2041,7 @@
                 <w:rFonts w:ascii="Avenir Next" w:hAnsi="Avenir Next" w:cs="Avenir Next" w:eastAsia="Avenir Next"/>
                 <w:b/>
                 <w:color w:val="003A70"/>
-                <w:sz w:val="17"/>
+                <w:sz w:val="22"/>
                 <w:szCs w:val="17"/>
               </w:rPr>
               <w:t xml:space="preserve">Hint  </w:t>
@@ -2047,7 +2051,7 @@
                 <w:rFonts w:ascii="Avenir Next" w:hAnsi="Avenir Next" w:cs="Avenir Next" w:eastAsia="Avenir Next"/>
                 <w:i/>
                 <w:color w:val="5A5F66"/>
-                <w:sz w:val="17"/>
+                <w:sz w:val="22"/>
                 <w:szCs w:val="17"/>
               </w:rPr>
               <w:t xml:space="preserve">The median comes from an ordered list.</w:t>
@@ -2115,7 +2119,7 @@
                     <w:rPr>
                       <w:rFonts w:ascii="Avenir Next" w:hAnsi="Avenir Next" w:cs="Avenir Next" w:eastAsia="Avenir Next"/>
                       <w:color w:val="1A1A1A"/>
-                      <w:sz w:val="19"/>
+                      <w:sz w:val="22"/>
                       <w:szCs w:val="19"/>
                     </w:rPr>
                     <w:t xml:space="preserve">Yes</w:t>
@@ -2154,7 +2158,7 @@
                     <w:rPr>
                       <w:rFonts w:ascii="Avenir Next" w:hAnsi="Avenir Next" w:cs="Avenir Next" w:eastAsia="Avenir Next"/>
                       <w:color w:val="1A1A1A"/>
-                      <w:sz w:val="19"/>
+                      <w:sz w:val="22"/>
                       <w:szCs w:val="19"/>
                     </w:rPr>
                     <w:t xml:space="preserve">No</w:t>
@@ -2176,7 +2180,7 @@
                 <w:rFonts w:ascii="Avenir Next" w:hAnsi="Avenir Next" w:cs="Avenir Next" w:eastAsia="Avenir Next"/>
                 <w:b/>
                 <w:color w:val="1A1A1A"/>
-                <w:sz w:val="18"/>
+                <w:sz w:val="22"/>
                 <w:szCs w:val="18"/>
               </w:rPr>
               <w:t xml:space="preserve">Median</w:t>
@@ -2196,12 +2200,12 @@
     </w:tbl>
     <w:p>
       <w:pPr>
-        <w:spacing w:before="0" w:after="0" w:line="20" w:lineRule="exact"/>
+        <w:spacing w:before="0" w:after="0" w:line="50" w:lineRule="exact"/>
       </w:pPr>
     </w:p>
     <w:p>
       <w:pPr>
-        <w:spacing w:before="0" w:after="0" w:line="20" w:lineRule="exact"/>
+        <w:spacing w:before="0" w:after="0" w:line="50" w:lineRule="exact"/>
       </w:pPr>
     </w:p>
     <w:tbl>
@@ -2251,18 +2255,18 @@
                 <w:rFonts w:ascii="Avenir Next" w:hAnsi="Avenir Next" w:cs="Avenir Next" w:eastAsia="Avenir Next"/>
                 <w:b/>
                 <w:color w:val="1A1A1A"/>
+                <w:sz w:val="22"/>
+                <w:szCs w:val="20"/>
+              </w:rPr>
+              <w:t xml:space="preserve">6.</w:t>
+            </w:r>
+            <w:r>
+              <w:rPr>
+                <w:rFonts w:ascii="Avenir Next" w:hAnsi="Avenir Next" w:cs="Avenir Next" w:eastAsia="Avenir Next"/>
+                <w:color w:val="1A1A1A"/>
                 <w:sz w:val="20"/>
                 <w:szCs w:val="20"/>
               </w:rPr>
-              <w:t xml:space="preserve">6.</w:t>
-            </w:r>
-            <w:r>
-              <w:rPr>
-                <w:rFonts w:ascii="Avenir Next" w:hAnsi="Avenir Next" w:cs="Avenir Next" w:eastAsia="Avenir Next"/>
-                <w:color w:val="1A1A1A"/>
-                <w:sz w:val="20"/>
-                <w:szCs w:val="20"/>
-              </w:rPr>
               <w:tab/>
             </w:r>
             <w:r>
@@ -2270,7 +2274,7 @@
                 <w:rFonts w:ascii="Avenir Next" w:hAnsi="Avenir Next" w:cs="Avenir Next" w:eastAsia="Avenir Next"/>
                 <w:b/>
                 <w:color w:val="1A1A1A"/>
-                <w:sz w:val="20"/>
+                <w:sz w:val="22"/>
                 <w:szCs w:val="20"/>
               </w:rPr>
               <w:t xml:space="preserve">Unknown Tallest.  </w:t>
@@ -2279,7 +2283,7 @@
               <w:rPr>
                 <w:rFonts w:ascii="Avenir Next" w:hAnsi="Avenir Next" w:cs="Avenir Next" w:eastAsia="Avenir Next"/>
                 <w:color w:val="1A1A1A"/>
-                <w:sz w:val="20"/>
+                <w:sz w:val="22"/>
                 <w:szCs w:val="20"/>
               </w:rPr>
               <w:t xml:space="preserve">Five plant heights (cm) are 26, 14, 38, 32 and one more value that is the tallest of all. Find the median. Explain why the unknown value cannot change it.</w:t>
@@ -2287,7 +2291,7 @@
           </w:p>
           <w:p>
             <w:pPr>
-              <w:spacing w:before="0" w:after="0" w:line="60" w:lineRule="auto"/>
+              <w:spacing w:before="0" w:after="0" w:line="50" w:lineRule="exact"/>
             </w:pPr>
           </w:p>
           <w:tbl>
@@ -2356,25 +2360,25 @@
                 <w:rFonts w:ascii="Avenir Next" w:hAnsi="Avenir Next" w:cs="Avenir Next" w:eastAsia="Avenir Next"/>
                 <w:b/>
                 <w:color w:val="1A1A1A"/>
+                <w:sz w:val="22"/>
+                <w:szCs w:val="18"/>
+              </w:rPr>
+              <w:t xml:space="preserve">Answer</w:t>
+            </w:r>
+            <w:r>
+              <w:rPr>
+                <w:rFonts w:ascii="Avenir Next" w:hAnsi="Avenir Next" w:cs="Avenir Next" w:eastAsia="Avenir Next"/>
+                <w:color w:val="1A1A1A"/>
                 <w:sz w:val="18"/>
                 <w:szCs w:val="18"/>
               </w:rPr>
-              <w:t xml:space="preserve">Answer</w:t>
-            </w:r>
-            <w:r>
-              <w:rPr>
-                <w:rFonts w:ascii="Avenir Next" w:hAnsi="Avenir Next" w:cs="Avenir Next" w:eastAsia="Avenir Next"/>
-                <w:color w:val="1A1A1A"/>
-                <w:sz w:val="18"/>
-                <w:szCs w:val="18"/>
-              </w:rPr>
               <w:tab/>
             </w:r>
             <w:r>
               <w:rPr>
                 <w:rFonts w:ascii="Avenir Next" w:hAnsi="Avenir Next" w:cs="Avenir Next" w:eastAsia="Avenir Next"/>
                 <w:color w:val="1A1A1A"/>
-                <w:sz w:val="18"/>
+                <w:sz w:val="22"/>
                 <w:szCs w:val="18"/>
               </w:rPr>
               <w:t xml:space="preserve">  cm</w:t>
@@ -2385,12 +2389,12 @@
     </w:tbl>
     <w:p>
       <w:pPr>
-        <w:spacing w:before="0" w:after="0" w:line="20" w:lineRule="exact"/>
+        <w:spacing w:before="0" w:after="0" w:line="50" w:lineRule="exact"/>
       </w:pPr>
     </w:p>
     <w:p>
       <w:pPr>
-        <w:spacing w:before="0" w:after="0" w:line="20" w:lineRule="exact"/>
+        <w:spacing w:before="0" w:after="0" w:line="50" w:lineRule="exact"/>
       </w:pPr>
     </w:p>
     <w:tbl>
@@ -2440,18 +2444,18 @@
                 <w:rFonts w:ascii="Avenir Next" w:hAnsi="Avenir Next" w:cs="Avenir Next" w:eastAsia="Avenir Next"/>
                 <w:b/>
                 <w:color w:val="1A1A1A"/>
+                <w:sz w:val="22"/>
+                <w:szCs w:val="20"/>
+              </w:rPr>
+              <w:t xml:space="preserve">7.</w:t>
+            </w:r>
+            <w:r>
+              <w:rPr>
+                <w:rFonts w:ascii="Avenir Next" w:hAnsi="Avenir Next" w:cs="Avenir Next" w:eastAsia="Avenir Next"/>
+                <w:color w:val="1A1A1A"/>
                 <w:sz w:val="20"/>
                 <w:szCs w:val="20"/>
               </w:rPr>
-              <w:t xml:space="preserve">7.</w:t>
-            </w:r>
-            <w:r>
-              <w:rPr>
-                <w:rFonts w:ascii="Avenir Next" w:hAnsi="Avenir Next" w:cs="Avenir Next" w:eastAsia="Avenir Next"/>
-                <w:color w:val="1A1A1A"/>
-                <w:sz w:val="20"/>
-                <w:szCs w:val="20"/>
-              </w:rPr>
               <w:tab/>
             </w:r>
             <w:r>
@@ -2459,7 +2463,7 @@
                 <w:rFonts w:ascii="Avenir Next" w:hAnsi="Avenir Next" w:cs="Avenir Next" w:eastAsia="Avenir Next"/>
                 <w:b/>
                 <w:color w:val="1A1A1A"/>
-                <w:sz w:val="20"/>
+                <w:sz w:val="22"/>
                 <w:szCs w:val="20"/>
               </w:rPr>
               <w:t xml:space="preserve">Two Sets, One Median.  </w:t>
@@ -2468,7 +2472,7 @@
               <w:rPr>
                 <w:rFonts w:ascii="Avenir Next" w:hAnsi="Avenir Next" w:cs="Avenir Next" w:eastAsia="Avenir Next"/>
                 <w:color w:val="1A1A1A"/>
-                <w:sz w:val="20"/>
+                <w:sz w:val="22"/>
                 <w:szCs w:val="20"/>
               </w:rPr>
               <w:t xml:space="preserve">Set A is 21, 25, 29, 33, 37. Set B is 21, 25, 29, 33, 90. Find each median. Why do they match?</w:t>
@@ -2485,7 +2489,7 @@
                 <w:rFonts w:ascii="Avenir Next" w:hAnsi="Avenir Next" w:cs="Avenir Next" w:eastAsia="Avenir Next"/>
                 <w:b/>
                 <w:color w:val="003A70"/>
-                <w:sz w:val="17"/>
+                <w:sz w:val="22"/>
                 <w:szCs w:val="17"/>
               </w:rPr>
               <w:t xml:space="preserve">Hint  </w:t>
@@ -2495,7 +2499,7 @@
                 <w:rFonts w:ascii="Avenir Next" w:hAnsi="Avenir Next" w:cs="Avenir Next" w:eastAsia="Avenir Next"/>
                 <w:i/>
                 <w:color w:val="5A5F66"/>
-                <w:sz w:val="17"/>
+                <w:sz w:val="22"/>
                 <w:szCs w:val="17"/>
               </w:rPr>
               <w:t xml:space="preserve">Only the last value changed. Where is the middle?</w:t>
@@ -2515,25 +2519,25 @@
                 <w:rFonts w:ascii="Avenir Next" w:hAnsi="Avenir Next" w:cs="Avenir Next" w:eastAsia="Avenir Next"/>
                 <w:b/>
                 <w:color w:val="003A70"/>
+                <w:sz w:val="22"/>
+                <w:szCs w:val="20"/>
+              </w:rPr>
+              <w:t xml:space="preserve">a.</w:t>
+            </w:r>
+            <w:r>
+              <w:rPr>
+                <w:rFonts w:ascii="Avenir Next" w:hAnsi="Avenir Next" w:cs="Avenir Next" w:eastAsia="Avenir Next"/>
+                <w:color w:val="1A1A1A"/>
                 <w:sz w:val="20"/>
                 <w:szCs w:val="20"/>
               </w:rPr>
-              <w:t xml:space="preserve">a.</w:t>
-            </w:r>
-            <w:r>
-              <w:rPr>
-                <w:rFonts w:ascii="Avenir Next" w:hAnsi="Avenir Next" w:cs="Avenir Next" w:eastAsia="Avenir Next"/>
-                <w:color w:val="1A1A1A"/>
-                <w:sz w:val="20"/>
-                <w:szCs w:val="20"/>
-              </w:rPr>
               <w:tab/>
             </w:r>
             <w:r>
               <w:rPr>
                 <w:rFonts w:ascii="Avenir Next" w:hAnsi="Avenir Next" w:cs="Avenir Next" w:eastAsia="Avenir Next"/>
                 <w:color w:val="1A1A1A"/>
-                <w:sz w:val="20"/>
+                <w:sz w:val="22"/>
                 <w:szCs w:val="20"/>
               </w:rPr>
               <w:t xml:space="preserve">Median of each set:</w:t>
@@ -2572,25 +2576,25 @@
                 <w:rFonts w:ascii="Avenir Next" w:hAnsi="Avenir Next" w:cs="Avenir Next" w:eastAsia="Avenir Next"/>
                 <w:b/>
                 <w:color w:val="003A70"/>
+                <w:sz w:val="22"/>
+                <w:szCs w:val="20"/>
+              </w:rPr>
+              <w:t xml:space="preserve">b.</w:t>
+            </w:r>
+            <w:r>
+              <w:rPr>
+                <w:rFonts w:ascii="Avenir Next" w:hAnsi="Avenir Next" w:cs="Avenir Next" w:eastAsia="Avenir Next"/>
+                <w:color w:val="1A1A1A"/>
                 <w:sz w:val="20"/>
                 <w:szCs w:val="20"/>
               </w:rPr>
-              <w:t xml:space="preserve">b.</w:t>
-            </w:r>
-            <w:r>
-              <w:rPr>
-                <w:rFonts w:ascii="Avenir Next" w:hAnsi="Avenir Next" w:cs="Avenir Next" w:eastAsia="Avenir Next"/>
-                <w:color w:val="1A1A1A"/>
-                <w:sz w:val="20"/>
-                <w:szCs w:val="20"/>
-              </w:rPr>
               <w:tab/>
             </w:r>
             <w:r>
               <w:rPr>
                 <w:rFonts w:ascii="Avenir Next" w:hAnsi="Avenir Next" w:cs="Avenir Next" w:eastAsia="Avenir Next"/>
                 <w:color w:val="1A1A1A"/>
-                <w:sz w:val="20"/>
+                <w:sz w:val="22"/>
                 <w:szCs w:val="20"/>
               </w:rPr>
               <w:t xml:space="preserve">Why they match:</w:t>
@@ -2601,12 +2605,12 @@
     </w:tbl>
     <w:p>
       <w:pPr>
-        <w:spacing w:before="0" w:after="0" w:line="20" w:lineRule="exact"/>
+        <w:spacing w:before="0" w:after="0" w:line="50" w:lineRule="exact"/>
       </w:pPr>
     </w:p>
     <w:p>
       <w:pPr>
-        <w:spacing w:before="0" w:after="0" w:line="20" w:lineRule="exact"/>
+        <w:spacing w:before="0" w:after="0" w:line="50" w:lineRule="exact"/>
       </w:pPr>
     </w:p>
     <w:tbl>
@@ -2656,18 +2660,18 @@
                 <w:rFonts w:ascii="Avenir Next" w:hAnsi="Avenir Next" w:cs="Avenir Next" w:eastAsia="Avenir Next"/>
                 <w:b/>
                 <w:color w:val="1A1A1A"/>
+                <w:sz w:val="22"/>
+                <w:szCs w:val="20"/>
+              </w:rPr>
+              <w:t xml:space="preserve">8.</w:t>
+            </w:r>
+            <w:r>
+              <w:rPr>
+                <w:rFonts w:ascii="Avenir Next" w:hAnsi="Avenir Next" w:cs="Avenir Next" w:eastAsia="Avenir Next"/>
+                <w:color w:val="1A1A1A"/>
                 <w:sz w:val="20"/>
                 <w:szCs w:val="20"/>
               </w:rPr>
-              <w:t xml:space="preserve">8.</w:t>
-            </w:r>
-            <w:r>
-              <w:rPr>
-                <w:rFonts w:ascii="Avenir Next" w:hAnsi="Avenir Next" w:cs="Avenir Next" w:eastAsia="Avenir Next"/>
-                <w:color w:val="1A1A1A"/>
-                <w:sz w:val="20"/>
-                <w:szCs w:val="20"/>
-              </w:rPr>
               <w:tab/>
             </w:r>
             <w:r>
@@ -2675,7 +2679,7 @@
                 <w:rFonts w:ascii="Avenir Next" w:hAnsi="Avenir Next" w:cs="Avenir Next" w:eastAsia="Avenir Next"/>
                 <w:b/>
                 <w:color w:val="1A1A1A"/>
-                <w:sz w:val="20"/>
+                <w:sz w:val="22"/>
                 <w:szCs w:val="20"/>
               </w:rPr>
               <w:t xml:space="preserve">Team Heights.  </w:t>
@@ -2684,7 +2688,7 @@
               <w:rPr>
                 <w:rFonts w:ascii="Avenir Next" w:hAnsi="Avenir Next" w:cs="Avenir Next" w:eastAsia="Avenir Next"/>
                 <w:color w:val="1A1A1A"/>
-                <w:sz w:val="20"/>
+                <w:sz w:val="22"/>
                 <w:szCs w:val="20"/>
               </w:rPr>
               <w:t xml:space="preserve">Seven players measure 58, 61, 55, 64, 59, 62, 57 inches.</w:t>
@@ -2704,10 +2708,28 @@
                 <w:rFonts w:ascii="Avenir Next" w:hAnsi="Avenir Next" w:cs="Avenir Next" w:eastAsia="Avenir Next"/>
                 <w:b/>
                 <w:color w:val="003A70"/>
+                <w:sz w:val="22"/>
+                <w:szCs w:val="20"/>
+              </w:rPr>
+              <w:t xml:space="preserve">a.</w:t>
+            </w:r>
+            <w:r>
+              <w:rPr>
+                <w:rFonts w:ascii="Avenir Next" w:hAnsi="Avenir Next" w:cs="Avenir Next" w:eastAsia="Avenir Next"/>
+                <w:color w:val="1A1A1A"/>
                 <w:sz w:val="20"/>
                 <w:szCs w:val="20"/>
               </w:rPr>
-              <w:t xml:space="preserve">a.</w:t>
+              <w:tab/>
+            </w:r>
+            <w:r>
+              <w:rPr>
+                <w:rFonts w:ascii="Avenir Next" w:hAnsi="Avenir Next" w:cs="Avenir Next" w:eastAsia="Avenir Next"/>
+                <w:color w:val="1A1A1A"/>
+                <w:sz w:val="22"/>
+                <w:szCs w:val="20"/>
+              </w:rPr>
+              <w:t xml:space="preserve">Find the median height.</w:t>
             </w:r>
             <w:r>
               <w:rPr>
@@ -2716,7 +2738,7 @@
                 <w:sz w:val="20"/>
                 <w:szCs w:val="20"/>
               </w:rPr>
-              <w:tab/>
+              <w:t xml:space="preserve">  </w:t>
             </w:r>
             <w:r>
               <w:rPr>
@@ -2724,24 +2746,6 @@
                 <w:color w:val="1A1A1A"/>
                 <w:sz w:val="20"/>
                 <w:szCs w:val="20"/>
-              </w:rPr>
-              <w:t xml:space="preserve">Find the median height.</w:t>
-            </w:r>
-            <w:r>
-              <w:rPr>
-                <w:rFonts w:ascii="Avenir Next" w:hAnsi="Avenir Next" w:cs="Avenir Next" w:eastAsia="Avenir Next"/>
-                <w:color w:val="1A1A1A"/>
-                <w:sz w:val="20"/>
-                <w:szCs w:val="20"/>
-              </w:rPr>
-              <w:t xml:space="preserve">  </w:t>
-            </w:r>
-            <w:r>
-              <w:rPr>
-                <w:rFonts w:ascii="Avenir Next" w:hAnsi="Avenir Next" w:cs="Avenir Next" w:eastAsia="Avenir Next"/>
-                <w:color w:val="1A1A1A"/>
-                <w:sz w:val="20"/>
-                <w:szCs w:val="20"/>
                 <w:u w:val="single"/>
               </w:rPr>
               <w:t xml:space="preserve">                </w:t>
@@ -2750,7 +2754,7 @@
               <w:rPr>
                 <w:rFonts w:ascii="Avenir Next" w:hAnsi="Avenir Next" w:cs="Avenir Next" w:eastAsia="Avenir Next"/>
                 <w:color w:val="1A1A1A"/>
-                <w:sz w:val="20"/>
+                <w:sz w:val="22"/>
                 <w:szCs w:val="20"/>
               </w:rPr>
               <w:t xml:space="preserve"> in.</w:t>
@@ -2770,10 +2774,28 @@
                 <w:rFonts w:ascii="Avenir Next" w:hAnsi="Avenir Next" w:cs="Avenir Next" w:eastAsia="Avenir Next"/>
                 <w:b/>
                 <w:color w:val="003A70"/>
+                <w:sz w:val="22"/>
+                <w:szCs w:val="20"/>
+              </w:rPr>
+              <w:t xml:space="preserve">b.</w:t>
+            </w:r>
+            <w:r>
+              <w:rPr>
+                <w:rFonts w:ascii="Avenir Next" w:hAnsi="Avenir Next" w:cs="Avenir Next" w:eastAsia="Avenir Next"/>
+                <w:color w:val="1A1A1A"/>
                 <w:sz w:val="20"/>
                 <w:szCs w:val="20"/>
               </w:rPr>
-              <w:t xml:space="preserve">b.</w:t>
+              <w:tab/>
+            </w:r>
+            <w:r>
+              <w:rPr>
+                <w:rFonts w:ascii="Avenir Next" w:hAnsi="Avenir Next" w:cs="Avenir Next" w:eastAsia="Avenir Next"/>
+                <w:color w:val="1A1A1A"/>
+                <w:sz w:val="22"/>
+                <w:szCs w:val="20"/>
+              </w:rPr>
+              <w:t xml:space="preserve">A 70-inch player replaces the 64-inch player. New median:</w:t>
             </w:r>
             <w:r>
               <w:rPr>
@@ -2782,7 +2804,7 @@
                 <w:sz w:val="20"/>
                 <w:szCs w:val="20"/>
               </w:rPr>
-              <w:tab/>
+              <w:t xml:space="preserve">  </w:t>
             </w:r>
             <w:r>
               <w:rPr>
@@ -2790,24 +2812,6 @@
                 <w:color w:val="1A1A1A"/>
                 <w:sz w:val="20"/>
                 <w:szCs w:val="20"/>
-              </w:rPr>
-              <w:t xml:space="preserve">A 70-inch player replaces the 64-inch player. New median:</w:t>
-            </w:r>
-            <w:r>
-              <w:rPr>
-                <w:rFonts w:ascii="Avenir Next" w:hAnsi="Avenir Next" w:cs="Avenir Next" w:eastAsia="Avenir Next"/>
-                <w:color w:val="1A1A1A"/>
-                <w:sz w:val="20"/>
-                <w:szCs w:val="20"/>
-              </w:rPr>
-              <w:t xml:space="preserve">  </w:t>
-            </w:r>
-            <w:r>
-              <w:rPr>
-                <w:rFonts w:ascii="Avenir Next" w:hAnsi="Avenir Next" w:cs="Avenir Next" w:eastAsia="Avenir Next"/>
-                <w:color w:val="1A1A1A"/>
-                <w:sz w:val="20"/>
-                <w:szCs w:val="20"/>
                 <w:u w:val="single"/>
               </w:rPr>
               <w:t xml:space="preserve">                </w:t>
@@ -2816,7 +2820,7 @@
               <w:rPr>
                 <w:rFonts w:ascii="Avenir Next" w:hAnsi="Avenir Next" w:cs="Avenir Next" w:eastAsia="Avenir Next"/>
                 <w:color w:val="1A1A1A"/>
-                <w:sz w:val="20"/>
+                <w:sz w:val="22"/>
                 <w:szCs w:val="20"/>
               </w:rPr>
               <w:t xml:space="preserve"> in.</w:t>
@@ -2836,25 +2840,25 @@
                 <w:rFonts w:ascii="Avenir Next" w:hAnsi="Avenir Next" w:cs="Avenir Next" w:eastAsia="Avenir Next"/>
                 <w:b/>
                 <w:color w:val="003A70"/>
+                <w:sz w:val="22"/>
+                <w:szCs w:val="20"/>
+              </w:rPr>
+              <w:t xml:space="preserve">c.</w:t>
+            </w:r>
+            <w:r>
+              <w:rPr>
+                <w:rFonts w:ascii="Avenir Next" w:hAnsi="Avenir Next" w:cs="Avenir Next" w:eastAsia="Avenir Next"/>
+                <w:color w:val="1A1A1A"/>
                 <w:sz w:val="20"/>
                 <w:szCs w:val="20"/>
               </w:rPr>
-              <w:t xml:space="preserve">c.</w:t>
-            </w:r>
-            <w:r>
-              <w:rPr>
-                <w:rFonts w:ascii="Avenir Next" w:hAnsi="Avenir Next" w:cs="Avenir Next" w:eastAsia="Avenir Next"/>
-                <w:color w:val="1A1A1A"/>
-                <w:sz w:val="20"/>
-                <w:szCs w:val="20"/>
-              </w:rPr>
               <w:tab/>
             </w:r>
             <w:r>
               <w:rPr>
                 <w:rFonts w:ascii="Avenir Next" w:hAnsi="Avenir Next" w:cs="Avenir Next" w:eastAsia="Avenir Next"/>
                 <w:color w:val="1A1A1A"/>
-                <w:sz w:val="20"/>
+                <w:sz w:val="22"/>
                 <w:szCs w:val="20"/>
               </w:rPr>
               <w:t xml:space="preserve">Why is the median useful when one player is much taller?</w:t>
@@ -2862,7 +2866,7 @@
           </w:p>
           <w:p>
             <w:pPr>
-              <w:spacing w:before="0" w:after="0" w:line="60" w:lineRule="auto"/>
+              <w:spacing w:before="0" w:after="0" w:line="50" w:lineRule="exact"/>
             </w:pPr>
           </w:p>
           <w:tbl>
@@ -2920,7 +2924,7 @@
           </w:tbl>
           <w:p>
             <w:pPr>
-              <w:spacing w:before="0" w:after="0" w:line="24" w:lineRule="auto"/>
+              <w:spacing w:before="0" w:after="0" w:line="50" w:lineRule="exact"/>
             </w:pPr>
           </w:p>
         </w:tc>
@@ -2928,11 +2932,12 @@
     </w:tbl>
     <w:p>
       <w:pPr>
-        <w:spacing w:before="0" w:after="0" w:line="20" w:lineRule="exact"/>
+        <w:spacing w:before="0" w:after="0" w:line="50" w:lineRule="exact"/>
       </w:pPr>
     </w:p>
     <w:p>
       <w:pPr>
+        <w:pStyle w:val="Heading2"/>
         <w:keepNext/>
         <w:pBdr>
           <w:bottom w:val="single" w:sz="8" w:space="3" w:color="003A70"/>
@@ -2948,7 +2953,7 @@
           <w:b/>
           <w:color w:val="003A70"/>
           <w:spacing w:val="14"/>
-          <w:sz w:val="19"/>
+          <w:sz w:val="22"/>
           <w:szCs w:val="19"/>
         </w:rPr>
         <w:t xml:space="preserve">FIND THE ERROR</w:t>
@@ -2967,7 +2972,7 @@
           <w:rFonts w:ascii="Avenir Next" w:hAnsi="Avenir Next" w:cs="Avenir Next" w:eastAsia="Avenir Next"/>
           <w:i/>
           <w:color w:val="5A5F66"/>
-          <w:sz w:val="17"/>
+          <w:sz w:val="22"/>
           <w:szCs w:val="17"/>
         </w:rPr>
         <w:t xml:space="preserve">explain the mistake, then fix it</w:t>
@@ -2975,7 +2980,7 @@
     </w:p>
     <w:p>
       <w:pPr>
-        <w:spacing w:before="0" w:after="0" w:line="20" w:lineRule="exact"/>
+        <w:spacing w:before="0" w:after="0" w:line="50" w:lineRule="exact"/>
       </w:pPr>
     </w:p>
     <w:tbl>
@@ -3025,18 +3030,18 @@
                 <w:rFonts w:ascii="Avenir Next" w:hAnsi="Avenir Next" w:cs="Avenir Next" w:eastAsia="Avenir Next"/>
                 <w:b/>
                 <w:color w:val="1A1A1A"/>
+                <w:sz w:val="22"/>
+                <w:szCs w:val="20"/>
+              </w:rPr>
+              <w:t xml:space="preserve">9.</w:t>
+            </w:r>
+            <w:r>
+              <w:rPr>
+                <w:rFonts w:ascii="Avenir Next" w:hAnsi="Avenir Next" w:cs="Avenir Next" w:eastAsia="Avenir Next"/>
+                <w:color w:val="1A1A1A"/>
                 <w:sz w:val="20"/>
                 <w:szCs w:val="20"/>
               </w:rPr>
-              <w:t xml:space="preserve">9.</w:t>
-            </w:r>
-            <w:r>
-              <w:rPr>
-                <w:rFonts w:ascii="Avenir Next" w:hAnsi="Avenir Next" w:cs="Avenir Next" w:eastAsia="Avenir Next"/>
-                <w:color w:val="1A1A1A"/>
-                <w:sz w:val="20"/>
-                <w:szCs w:val="20"/>
-              </w:rPr>
               <w:tab/>
             </w:r>
             <w:r>
@@ -3044,7 +3049,7 @@
                 <w:rFonts w:ascii="Avenir Next" w:hAnsi="Avenir Next" w:cs="Avenir Next" w:eastAsia="Avenir Next"/>
                 <w:b/>
                 <w:color w:val="1A1A1A"/>
-                <w:sz w:val="20"/>
+                <w:sz w:val="22"/>
                 <w:szCs w:val="20"/>
               </w:rPr>
               <w:t xml:space="preserve">Alonzo’s Work.  </w:t>
@@ -3053,7 +3058,7 @@
               <w:rPr>
                 <w:rFonts w:ascii="Avenir Next" w:hAnsi="Avenir Next" w:cs="Avenir Next" w:eastAsia="Avenir Next"/>
                 <w:color w:val="1A1A1A"/>
-                <w:sz w:val="20"/>
+                <w:sz w:val="22"/>
                 <w:szCs w:val="20"/>
               </w:rPr>
               <w:t xml:space="preserve">For 7, 2, 9, 4, 6, Alonzo wrote: “The median is 9 because 9 is the largest value.” Explain the mistake and find the median.</w:t>
@@ -3099,7 +3104,7 @@
                 </w:tcPr>
                 <w:p>
                   <w:pPr>
-                    <w:spacing w:before="0" w:after="0" w:line="240" w:lineRule="auto"/>
+                    <w:spacing w:before="0" w:after="0" w:line="50" w:lineRule="exact"/>
                   </w:pPr>
                 </w:p>
               </w:tc>
@@ -3119,7 +3124,7 @@
                 </w:tcPr>
                 <w:p>
                   <w:pPr>
-                    <w:spacing w:before="0" w:after="0" w:line="240" w:lineRule="auto"/>
+                    <w:spacing w:before="0" w:after="0" w:line="50" w:lineRule="exact"/>
                   </w:pPr>
                 </w:p>
               </w:tc>
@@ -3139,7 +3144,7 @@
                 </w:tcPr>
                 <w:p>
                   <w:pPr>
-                    <w:spacing w:before="0" w:after="0" w:line="240" w:lineRule="auto"/>
+                    <w:spacing w:before="0" w:after="0" w:line="50" w:lineRule="exact"/>
                   </w:pPr>
                 </w:p>
               </w:tc>
@@ -3147,7 +3152,7 @@
           </w:tbl>
           <w:p>
             <w:pPr>
-              <w:spacing w:before="0" w:after="0" w:line="24" w:lineRule="auto"/>
+              <w:spacing w:before="0" w:after="0" w:line="50" w:lineRule="exact"/>
             </w:pPr>
           </w:p>
         </w:tc>
@@ -3155,11 +3160,12 @@
     </w:tbl>
     <w:p>
       <w:pPr>
-        <w:spacing w:before="0" w:after="0" w:line="20" w:lineRule="exact"/>
+        <w:spacing w:before="0" w:after="0" w:line="50" w:lineRule="exact"/>
       </w:pPr>
     </w:p>
     <w:p>
       <w:pPr>
+        <w:pStyle w:val="Heading2"/>
         <w:keepNext/>
         <w:pBdr>
           <w:bottom w:val="single" w:sz="8" w:space="3" w:color="003A70"/>
@@ -3175,7 +3181,7 @@
           <w:b/>
           <w:color w:val="003A70"/>
           <w:spacing w:val="14"/>
-          <w:sz w:val="19"/>
+          <w:sz w:val="22"/>
           <w:szCs w:val="19"/>
         </w:rPr>
         <w:t xml:space="preserve">TEST PRACTICE</w:t>
@@ -3194,7 +3200,7 @@
           <w:rFonts w:ascii="Avenir Next" w:hAnsi="Avenir Next" w:cs="Avenir Next" w:eastAsia="Avenir Next"/>
           <w:i/>
           <w:color w:val="5A5F66"/>
-          <w:sz w:val="17"/>
+          <w:sz w:val="22"/>
           <w:szCs w:val="17"/>
         </w:rPr>
         <w:t xml:space="preserve">choose the best answer</w:t>
@@ -3202,7 +3208,7 @@
     </w:p>
     <w:p>
       <w:pPr>
-        <w:spacing w:before="0" w:after="0" w:line="20" w:lineRule="exact"/>
+        <w:spacing w:before="0" w:after="0" w:line="50" w:lineRule="exact"/>
       </w:pPr>
     </w:p>
     <w:tbl>
@@ -3252,25 +3258,25 @@
                 <w:rFonts w:ascii="Avenir Next" w:hAnsi="Avenir Next" w:cs="Avenir Next" w:eastAsia="Avenir Next"/>
                 <w:b/>
                 <w:color w:val="1A1A1A"/>
+                <w:sz w:val="22"/>
+                <w:szCs w:val="20"/>
+              </w:rPr>
+              <w:t xml:space="preserve">10.</w:t>
+            </w:r>
+            <w:r>
+              <w:rPr>
+                <w:rFonts w:ascii="Avenir Next" w:hAnsi="Avenir Next" w:cs="Avenir Next" w:eastAsia="Avenir Next"/>
+                <w:color w:val="1A1A1A"/>
                 <w:sz w:val="20"/>
                 <w:szCs w:val="20"/>
               </w:rPr>
-              <w:t xml:space="preserve">10.</w:t>
-            </w:r>
-            <w:r>
-              <w:rPr>
-                <w:rFonts w:ascii="Avenir Next" w:hAnsi="Avenir Next" w:cs="Avenir Next" w:eastAsia="Avenir Next"/>
-                <w:color w:val="1A1A1A"/>
-                <w:sz w:val="20"/>
-                <w:szCs w:val="20"/>
-              </w:rPr>
               <w:tab/>
             </w:r>
             <w:r>
               <w:rPr>
                 <w:rFonts w:ascii="Avenir Next" w:hAnsi="Avenir Next" w:cs="Avenir Next" w:eastAsia="Avenir Next"/>
                 <w:color w:val="1A1A1A"/>
-                <w:sz w:val="20"/>
+                <w:sz w:val="22"/>
                 <w:szCs w:val="20"/>
               </w:rPr>
               <w:t xml:space="preserve">What is the median of 3, 8, 5, 9, 6?</w:t>
@@ -3326,7 +3332,7 @@
                       <w:rFonts w:ascii="Avenir Next" w:hAnsi="Avenir Next" w:cs="Avenir Next" w:eastAsia="Avenir Next"/>
                       <w:b/>
                       <w:color w:val="003A70"/>
-                      <w:sz w:val="19"/>
+                      <w:sz w:val="22"/>
                       <w:szCs w:val="19"/>
                     </w:rPr>
                     <w:t xml:space="preserve">A</w:t>
@@ -3344,7 +3350,7 @@
                     <w:rPr>
                       <w:rFonts w:ascii="Avenir Next" w:hAnsi="Avenir Next" w:cs="Avenir Next" w:eastAsia="Avenir Next"/>
                       <w:color w:val="1A1A1A"/>
-                      <w:sz w:val="19"/>
+                      <w:sz w:val="22"/>
                       <w:szCs w:val="19"/>
                     </w:rPr>
                     <w:t xml:space="preserve">5</w:t>
@@ -3369,7 +3375,7 @@
                       <w:rFonts w:ascii="Avenir Next" w:hAnsi="Avenir Next" w:cs="Avenir Next" w:eastAsia="Avenir Next"/>
                       <w:b/>
                       <w:color w:val="003A70"/>
-                      <w:sz w:val="19"/>
+                      <w:sz w:val="22"/>
                       <w:szCs w:val="19"/>
                     </w:rPr>
                     <w:t xml:space="preserve">B</w:t>
@@ -3387,7 +3393,7 @@
                     <w:rPr>
                       <w:rFonts w:ascii="Avenir Next" w:hAnsi="Avenir Next" w:cs="Avenir Next" w:eastAsia="Avenir Next"/>
                       <w:color w:val="1A1A1A"/>
-                      <w:sz w:val="19"/>
+                      <w:sz w:val="22"/>
                       <w:szCs w:val="19"/>
                     </w:rPr>
                     <w:t xml:space="preserve">6</w:t>
@@ -3412,7 +3418,7 @@
                       <w:rFonts w:ascii="Avenir Next" w:hAnsi="Avenir Next" w:cs="Avenir Next" w:eastAsia="Avenir Next"/>
                       <w:b/>
                       <w:color w:val="003A70"/>
-                      <w:sz w:val="19"/>
+                      <w:sz w:val="22"/>
                       <w:szCs w:val="19"/>
                     </w:rPr>
                     <w:t xml:space="preserve">C</w:t>
@@ -3430,7 +3436,7 @@
                     <w:rPr>
                       <w:rFonts w:ascii="Avenir Next" w:hAnsi="Avenir Next" w:cs="Avenir Next" w:eastAsia="Avenir Next"/>
                       <w:color w:val="1A1A1A"/>
-                      <w:sz w:val="19"/>
+                      <w:sz w:val="22"/>
                       <w:szCs w:val="19"/>
                     </w:rPr>
                     <w:t xml:space="preserve">8</w:t>
@@ -3455,7 +3461,7 @@
                       <w:rFonts w:ascii="Avenir Next" w:hAnsi="Avenir Next" w:cs="Avenir Next" w:eastAsia="Avenir Next"/>
                       <w:b/>
                       <w:color w:val="003A70"/>
-                      <w:sz w:val="19"/>
+                      <w:sz w:val="22"/>
                       <w:szCs w:val="19"/>
                     </w:rPr>
                     <w:t xml:space="preserve">D</w:t>
@@ -3473,7 +3479,7 @@
                     <w:rPr>
                       <w:rFonts w:ascii="Avenir Next" w:hAnsi="Avenir Next" w:cs="Avenir Next" w:eastAsia="Avenir Next"/>
                       <w:color w:val="1A1A1A"/>
-                      <w:sz w:val="19"/>
+                      <w:sz w:val="22"/>
                       <w:szCs w:val="19"/>
                     </w:rPr>
                     <w:t xml:space="preserve">9</w:t>
@@ -3484,7 +3490,7 @@
           </w:tbl>
           <w:p>
             <w:pPr>
-              <w:spacing w:before="0" w:after="0" w:line="24" w:lineRule="auto"/>
+              <w:spacing w:before="0" w:after="0" w:line="50" w:lineRule="exact"/>
             </w:pPr>
           </w:p>
         </w:tc>
@@ -3492,12 +3498,12 @@
     </w:tbl>
     <w:p>
       <w:pPr>
-        <w:spacing w:before="0" w:after="0" w:line="20" w:lineRule="exact"/>
+        <w:spacing w:before="0" w:after="0" w:line="50" w:lineRule="exact"/>
       </w:pPr>
     </w:p>
     <w:p>
       <w:pPr>
-        <w:spacing w:before="0" w:after="0" w:line="20" w:lineRule="exact"/>
+        <w:spacing w:before="0" w:after="0" w:line="50" w:lineRule="exact"/>
       </w:pPr>
     </w:p>
     <w:tbl>
@@ -3547,25 +3553,25 @@
                 <w:rFonts w:ascii="Avenir Next" w:hAnsi="Avenir Next" w:cs="Avenir Next" w:eastAsia="Avenir Next"/>
                 <w:b/>
                 <w:color w:val="1A1A1A"/>
+                <w:sz w:val="22"/>
+                <w:szCs w:val="20"/>
+              </w:rPr>
+              <w:t xml:space="preserve">11.</w:t>
+            </w:r>
+            <w:r>
+              <w:rPr>
+                <w:rFonts w:ascii="Avenir Next" w:hAnsi="Avenir Next" w:cs="Avenir Next" w:eastAsia="Avenir Next"/>
+                <w:color w:val="1A1A1A"/>
                 <w:sz w:val="20"/>
                 <w:szCs w:val="20"/>
               </w:rPr>
-              <w:t xml:space="preserve">11.</w:t>
-            </w:r>
-            <w:r>
-              <w:rPr>
-                <w:rFonts w:ascii="Avenir Next" w:hAnsi="Avenir Next" w:cs="Avenir Next" w:eastAsia="Avenir Next"/>
-                <w:color w:val="1A1A1A"/>
-                <w:sz w:val="20"/>
-                <w:szCs w:val="20"/>
-              </w:rPr>
               <w:tab/>
             </w:r>
             <w:r>
               <w:rPr>
                 <w:rFonts w:ascii="Avenir Next" w:hAnsi="Avenir Next" w:cs="Avenir Next" w:eastAsia="Avenir Next"/>
                 <w:color w:val="1A1A1A"/>
-                <w:sz w:val="20"/>
+                <w:sz w:val="22"/>
                 <w:szCs w:val="20"/>
               </w:rPr>
               <w:t xml:space="preserve">What is the median of 12, 15, 11, 19, 14, 20, 17?</w:t>
@@ -3621,7 +3627,7 @@
                       <w:rFonts w:ascii="Avenir Next" w:hAnsi="Avenir Next" w:cs="Avenir Next" w:eastAsia="Avenir Next"/>
                       <w:b/>
                       <w:color w:val="003A70"/>
-                      <w:sz w:val="19"/>
+                      <w:sz w:val="22"/>
                       <w:szCs w:val="19"/>
                     </w:rPr>
                     <w:t xml:space="preserve">A</w:t>
@@ -3639,7 +3645,7 @@
                     <w:rPr>
                       <w:rFonts w:ascii="Avenir Next" w:hAnsi="Avenir Next" w:cs="Avenir Next" w:eastAsia="Avenir Next"/>
                       <w:color w:val="1A1A1A"/>
-                      <w:sz w:val="19"/>
+                      <w:sz w:val="22"/>
                       <w:szCs w:val="19"/>
                     </w:rPr>
                     <w:t xml:space="preserve">19</w:t>
@@ -3664,7 +3670,7 @@
                       <w:rFonts w:ascii="Avenir Next" w:hAnsi="Avenir Next" w:cs="Avenir Next" w:eastAsia="Avenir Next"/>
                       <w:b/>
                       <w:color w:val="003A70"/>
-                      <w:sz w:val="19"/>
+                      <w:sz w:val="22"/>
                       <w:szCs w:val="19"/>
                     </w:rPr>
                     <w:t xml:space="preserve">B</w:t>
@@ -3682,7 +3688,7 @@
                     <w:rPr>
                       <w:rFonts w:ascii="Avenir Next" w:hAnsi="Avenir Next" w:cs="Avenir Next" w:eastAsia="Avenir Next"/>
                       <w:color w:val="1A1A1A"/>
-                      <w:sz w:val="19"/>
+                      <w:sz w:val="22"/>
                       <w:szCs w:val="19"/>
                     </w:rPr>
                     <w:t xml:space="preserve">14</w:t>
@@ -3707,7 +3713,7 @@
                       <w:rFonts w:ascii="Avenir Next" w:hAnsi="Avenir Next" w:cs="Avenir Next" w:eastAsia="Avenir Next"/>
                       <w:b/>
                       <w:color w:val="003A70"/>
-                      <w:sz w:val="19"/>
+                      <w:sz w:val="22"/>
                       <w:szCs w:val="19"/>
                     </w:rPr>
                     <w:t xml:space="preserve">C</w:t>
@@ -3725,7 +3731,7 @@
                     <w:rPr>
                       <w:rFonts w:ascii="Avenir Next" w:hAnsi="Avenir Next" w:cs="Avenir Next" w:eastAsia="Avenir Next"/>
                       <w:color w:val="1A1A1A"/>
-                      <w:sz w:val="19"/>
+                      <w:sz w:val="22"/>
                       <w:szCs w:val="19"/>
                     </w:rPr>
                     <w:t xml:space="preserve">15</w:t>
@@ -3750,7 +3756,7 @@
                       <w:rFonts w:ascii="Avenir Next" w:hAnsi="Avenir Next" w:cs="Avenir Next" w:eastAsia="Avenir Next"/>
                       <w:b/>
                       <w:color w:val="003A70"/>
-                      <w:sz w:val="19"/>
+                      <w:sz w:val="22"/>
                       <w:szCs w:val="19"/>
                     </w:rPr>
                     <w:t xml:space="preserve">D</w:t>
@@ -3768,7 +3774,7 @@
                     <w:rPr>
                       <w:rFonts w:ascii="Avenir Next" w:hAnsi="Avenir Next" w:cs="Avenir Next" w:eastAsia="Avenir Next"/>
                       <w:color w:val="1A1A1A"/>
-                      <w:sz w:val="19"/>
+                      <w:sz w:val="22"/>
                       <w:szCs w:val="19"/>
                     </w:rPr>
                     <w:t xml:space="preserve">17</w:t>
@@ -3779,7 +3785,7 @@
           </w:tbl>
           <w:p>
             <w:pPr>
-              <w:spacing w:before="0" w:after="0" w:line="24" w:lineRule="auto"/>
+              <w:spacing w:before="0" w:after="0" w:line="50" w:lineRule="exact"/>
             </w:pPr>
           </w:p>
         </w:tc>
@@ -3787,11 +3793,12 @@
     </w:tbl>
     <w:p>
       <w:pPr>
-        <w:spacing w:before="0" w:after="0" w:line="20" w:lineRule="exact"/>
+        <w:spacing w:before="0" w:after="0" w:line="50" w:lineRule="exact"/>
       </w:pPr>
     </w:p>
     <w:p>
       <w:pPr>
+        <w:pStyle w:val="Heading2"/>
         <w:keepNext/>
         <w:pBdr>
           <w:bottom w:val="single" w:sz="8" w:space="3" w:color="003A70"/>
@@ -3807,7 +3814,7 @@
           <w:b/>
           <w:color w:val="003A70"/>
           <w:spacing w:val="14"/>
-          <w:sz w:val="19"/>
+          <w:sz w:val="22"/>
           <w:szCs w:val="19"/>
         </w:rPr>
         <w:t xml:space="preserve">SELF-CHECK CODE</w:t>
@@ -3826,7 +3833,7 @@
           <w:rFonts w:ascii="Avenir Next" w:hAnsi="Avenir Next" w:cs="Avenir Next" w:eastAsia="Avenir Next"/>
           <w:i/>
           <w:color w:val="5A5F66"/>
-          <w:sz w:val="17"/>
+          <w:sz w:val="22"/>
           <w:szCs w:val="17"/>
         </w:rPr>
         <w:t xml:space="preserve">find your answer · copy its letter into that problem’s box · spell a math word</w:t>
@@ -3885,7 +3892,7 @@
                 <w:rFonts w:ascii="Avenir Next" w:hAnsi="Avenir Next" w:cs="Avenir Next" w:eastAsia="Avenir Next"/>
                 <w:b/>
                 <w:color w:val="1A1A1A"/>
-                <w:sz w:val="18"/>
+                <w:sz w:val="22"/>
                 <w:szCs w:val="18"/>
               </w:rPr>
               <w:t xml:space="preserve">27</w:t>
@@ -3901,7 +3908,7 @@
                 <w:rFonts w:ascii="Avenir Next" w:hAnsi="Avenir Next" w:cs="Avenir Next" w:eastAsia="Avenir Next"/>
                 <w:b/>
                 <w:color w:val="003A70"/>
-                <w:sz w:val="18"/>
+                <w:sz w:val="22"/>
                 <w:szCs w:val="18"/>
               </w:rPr>
               <w:t xml:space="preserve">Q</w:t>
@@ -3924,7 +3931,7 @@
                 <w:rFonts w:ascii="Avenir Next" w:hAnsi="Avenir Next" w:cs="Avenir Next" w:eastAsia="Avenir Next"/>
                 <w:b/>
                 <w:color w:val="1A1A1A"/>
-                <w:sz w:val="18"/>
+                <w:sz w:val="22"/>
                 <w:szCs w:val="18"/>
               </w:rPr>
               <w:t xml:space="preserve">30</w:t>
@@ -3940,7 +3947,7 @@
                 <w:rFonts w:ascii="Avenir Next" w:hAnsi="Avenir Next" w:cs="Avenir Next" w:eastAsia="Avenir Next"/>
                 <w:b/>
                 <w:color w:val="003A70"/>
-                <w:sz w:val="18"/>
+                <w:sz w:val="22"/>
                 <w:szCs w:val="18"/>
               </w:rPr>
               <w:t xml:space="preserve">R</w:t>
@@ -3963,7 +3970,7 @@
                 <w:rFonts w:ascii="Avenir Next" w:hAnsi="Avenir Next" w:cs="Avenir Next" w:eastAsia="Avenir Next"/>
                 <w:b/>
                 <w:color w:val="1A1A1A"/>
-                <w:sz w:val="18"/>
+                <w:sz w:val="22"/>
                 <w:szCs w:val="18"/>
               </w:rPr>
               <w:t xml:space="preserve">11</w:t>
@@ -3979,7 +3986,7 @@
                 <w:rFonts w:ascii="Avenir Next" w:hAnsi="Avenir Next" w:cs="Avenir Next" w:eastAsia="Avenir Next"/>
                 <w:b/>
                 <w:color w:val="003A70"/>
-                <w:sz w:val="18"/>
+                <w:sz w:val="22"/>
                 <w:szCs w:val="18"/>
               </w:rPr>
               <w:t xml:space="preserve">Z</w:t>
@@ -4002,7 +4009,7 @@
                 <w:rFonts w:ascii="Avenir Next" w:hAnsi="Avenir Next" w:cs="Avenir Next" w:eastAsia="Avenir Next"/>
                 <w:b/>
                 <w:color w:val="1A1A1A"/>
-                <w:sz w:val="18"/>
+                <w:sz w:val="22"/>
                 <w:szCs w:val="18"/>
               </w:rPr>
               <w:t xml:space="preserve">59</w:t>
@@ -4018,7 +4025,7 @@
                 <w:rFonts w:ascii="Avenir Next" w:hAnsi="Avenir Next" w:cs="Avenir Next" w:eastAsia="Avenir Next"/>
                 <w:b/>
                 <w:color w:val="003A70"/>
-                <w:sz w:val="18"/>
+                <w:sz w:val="22"/>
                 <w:szCs w:val="18"/>
               </w:rPr>
               <w:t xml:space="preserve">G</w:t>
@@ -4041,7 +4048,7 @@
                 <w:rFonts w:ascii="Avenir Next" w:hAnsi="Avenir Next" w:cs="Avenir Next" w:eastAsia="Avenir Next"/>
                 <w:b/>
                 <w:color w:val="1A1A1A"/>
-                <w:sz w:val="18"/>
+                <w:sz w:val="22"/>
                 <w:szCs w:val="18"/>
               </w:rPr>
               <w:t xml:space="preserve">29</w:t>
@@ -4057,7 +4064,7 @@
                 <w:rFonts w:ascii="Avenir Next" w:hAnsi="Avenir Next" w:cs="Avenir Next" w:eastAsia="Avenir Next"/>
                 <w:b/>
                 <w:color w:val="003A70"/>
-                <w:sz w:val="18"/>
+                <w:sz w:val="22"/>
                 <w:szCs w:val="18"/>
               </w:rPr>
               <w:t xml:space="preserve">N</w:t>
@@ -4080,7 +4087,7 @@
                 <w:rFonts w:ascii="Avenir Next" w:hAnsi="Avenir Next" w:cs="Avenir Next" w:eastAsia="Avenir Next"/>
                 <w:b/>
                 <w:color w:val="1A1A1A"/>
-                <w:sz w:val="18"/>
+                <w:sz w:val="22"/>
                 <w:szCs w:val="18"/>
               </w:rPr>
               <w:t xml:space="preserve">7</w:t>
@@ -4096,7 +4103,7 @@
                 <w:rFonts w:ascii="Avenir Next" w:hAnsi="Avenir Next" w:cs="Avenir Next" w:eastAsia="Avenir Next"/>
                 <w:b/>
                 <w:color w:val="003A70"/>
-                <w:sz w:val="18"/>
+                <w:sz w:val="22"/>
                 <w:szCs w:val="18"/>
               </w:rPr>
               <w:t xml:space="preserve">D</w:t>
@@ -4119,7 +4126,7 @@
                 <w:rFonts w:ascii="Avenir Next" w:hAnsi="Avenir Next" w:cs="Avenir Next" w:eastAsia="Avenir Next"/>
                 <w:b/>
                 <w:color w:val="1A1A1A"/>
-                <w:sz w:val="18"/>
+                <w:sz w:val="22"/>
                 <w:szCs w:val="18"/>
               </w:rPr>
               <w:t xml:space="preserve">42</w:t>
@@ -4135,7 +4142,7 @@
                 <w:rFonts w:ascii="Avenir Next" w:hAnsi="Avenir Next" w:cs="Avenir Next" w:eastAsia="Avenir Next"/>
                 <w:b/>
                 <w:color w:val="003A70"/>
-                <w:sz w:val="18"/>
+                <w:sz w:val="22"/>
                 <w:szCs w:val="18"/>
               </w:rPr>
               <w:t xml:space="preserve">E</w:t>
@@ -4158,7 +4165,7 @@
                 <w:rFonts w:ascii="Avenir Next" w:hAnsi="Avenir Next" w:cs="Avenir Next" w:eastAsia="Avenir Next"/>
                 <w:b/>
                 <w:color w:val="1A1A1A"/>
-                <w:sz w:val="18"/>
+                <w:sz w:val="22"/>
                 <w:szCs w:val="18"/>
               </w:rPr>
               <w:t xml:space="preserve">32</w:t>
@@ -4174,7 +4181,7 @@
                 <w:rFonts w:ascii="Avenir Next" w:hAnsi="Avenir Next" w:cs="Avenir Next" w:eastAsia="Avenir Next"/>
                 <w:b/>
                 <w:color w:val="003A70"/>
-                <w:sz w:val="18"/>
+                <w:sz w:val="22"/>
                 <w:szCs w:val="18"/>
               </w:rPr>
               <w:t xml:space="preserve">I</w:t>
@@ -4197,7 +4204,7 @@
                 <w:rFonts w:ascii="Avenir Next" w:hAnsi="Avenir Next" w:cs="Avenir Next" w:eastAsia="Avenir Next"/>
                 <w:b/>
                 <w:color w:val="1A1A1A"/>
-                <w:sz w:val="18"/>
+                <w:sz w:val="22"/>
                 <w:szCs w:val="18"/>
               </w:rPr>
               <w:t xml:space="preserve">17</w:t>
@@ -4213,7 +4220,7 @@
                 <w:rFonts w:ascii="Avenir Next" w:hAnsi="Avenir Next" w:cs="Avenir Next" w:eastAsia="Avenir Next"/>
                 <w:b/>
                 <w:color w:val="003A70"/>
-                <w:sz w:val="18"/>
+                <w:sz w:val="22"/>
                 <w:szCs w:val="18"/>
               </w:rPr>
               <w:t xml:space="preserve">O</w:t>
@@ -4236,7 +4243,7 @@
                 <w:rFonts w:ascii="Avenir Next" w:hAnsi="Avenir Next" w:cs="Avenir Next" w:eastAsia="Avenir Next"/>
                 <w:b/>
                 <w:color w:val="1A1A1A"/>
-                <w:sz w:val="18"/>
+                <w:sz w:val="22"/>
                 <w:szCs w:val="18"/>
               </w:rPr>
               <w:t xml:space="preserve">23</w:t>
@@ -4252,7 +4259,7 @@
                 <w:rFonts w:ascii="Avenir Next" w:hAnsi="Avenir Next" w:cs="Avenir Next" w:eastAsia="Avenir Next"/>
                 <w:b/>
                 <w:color w:val="003A70"/>
-                <w:sz w:val="18"/>
+                <w:sz w:val="22"/>
                 <w:szCs w:val="18"/>
               </w:rPr>
               <w:t xml:space="preserve">R</w:t>
@@ -4263,7 +4270,7 @@
     </w:tbl>
     <w:p>
       <w:pPr>
-        <w:spacing w:before="0" w:after="0" w:line="60" w:lineRule="auto"/>
+        <w:spacing w:before="0" w:after="0" w:line="50" w:lineRule="exact"/>
       </w:pPr>
     </w:p>
     <w:tbl>
@@ -4474,7 +4481,7 @@
     </w:tbl>
     <w:p>
       <w:pPr>
-        <w:spacing w:before="0" w:after="0" w:line="40" w:lineRule="auto"/>
+        <w:spacing w:before="0" w:after="0" w:line="50" w:lineRule="exact"/>
       </w:pPr>
     </w:p>
     <w:tbl>
@@ -4516,6 +4523,7 @@
           </w:tcPr>
           <w:p>
             <w:pPr>
+              <w:pStyle w:val="Heading2"/>
               <w:spacing w:before="0" w:after="0" w:line="240" w:lineRule="auto"/>
             </w:pPr>
             <w:r>
@@ -4553,7 +4561,7 @@
               <w:rPr>
                 <w:rFonts w:ascii="Avenir Next" w:hAnsi="Avenir Next" w:cs="Avenir Next" w:eastAsia="Avenir Next"/>
                 <w:color w:val="1A1A1A"/>
-                <w:sz w:val="17"/>
+                <w:sz w:val="22"/>
                 <w:szCs w:val="17"/>
               </w:rPr>
               <w:t xml:space="preserve">  I can do this on my own</w:t>
@@ -4582,7 +4590,7 @@
               <w:rPr>
                 <w:rFonts w:ascii="Avenir Next" w:hAnsi="Avenir Next" w:cs="Avenir Next" w:eastAsia="Avenir Next"/>
                 <w:color w:val="1A1A1A"/>
-                <w:sz w:val="17"/>
+                <w:sz w:val="22"/>
                 <w:szCs w:val="17"/>
               </w:rPr>
               <w:t xml:space="preserve">  I need a little help</w:t>
@@ -4611,7 +4619,7 @@
               <w:rPr>
                 <w:rFonts w:ascii="Avenir Next" w:hAnsi="Avenir Next" w:cs="Avenir Next" w:eastAsia="Avenir Next"/>
                 <w:color w:val="1A1A1A"/>
-                <w:sz w:val="17"/>
+                <w:sz w:val="22"/>
                 <w:szCs w:val="17"/>
               </w:rPr>
               <w:t xml:space="preserve">  I have a question about #</w:t>
@@ -4632,7 +4640,7 @@
     </w:tbl>
     <w:p>
       <w:pPr>
-        <w:spacing w:before="0" w:after="0" w:line="20" w:lineRule="exact"/>
+        <w:spacing w:before="0" w:after="0" w:line="50" w:lineRule="exact"/>
       </w:pPr>
     </w:p>
     <w:sectPr>
@@ -4718,7 +4726,106 @@
               <w:sz w:val="15"/>
               <w:szCs w:val="15"/>
             </w:rPr>
-            <w:t xml:space="preserve">Lesson 2-3  ·  Session 1  ·  Practice Form A</w:t>
+            <w:t xml:space="preserve">2-3 · Page </w:t>
+          </w:r>
+          <w:r>
+            <w:rPr>
+              <w:rFonts w:ascii="Avenir Next" w:hAnsi="Avenir Next" w:cs="Avenir Next" w:eastAsia="Avenir Next"/>
+              <w:color w:val="5A5F66"/>
+              <w:sz w:val="15"/>
+              <w:szCs w:val="15"/>
+            </w:rPr>
+            <w:fldChar w:fldCharType="begin"/>
+          </w:r>
+          <w:r>
+            <w:rPr>
+              <w:rFonts w:ascii="Avenir Next" w:hAnsi="Avenir Next" w:cs="Avenir Next" w:eastAsia="Avenir Next"/>
+              <w:color w:val="5A5F66"/>
+              <w:sz w:val="15"/>
+              <w:szCs w:val="15"/>
+            </w:rPr>
+            <w:instrText xml:space="preserve"> PAGE </w:instrText>
+          </w:r>
+          <w:r>
+            <w:rPr>
+              <w:rFonts w:ascii="Avenir Next" w:hAnsi="Avenir Next" w:cs="Avenir Next" w:eastAsia="Avenir Next"/>
+              <w:color w:val="5A5F66"/>
+              <w:sz w:val="15"/>
+              <w:szCs w:val="15"/>
+            </w:rPr>
+            <w:fldChar w:fldCharType="separate"/>
+          </w:r>
+          <w:r>
+            <w:rPr>
+              <w:rFonts w:ascii="Avenir Next" w:hAnsi="Avenir Next" w:cs="Avenir Next" w:eastAsia="Avenir Next"/>
+              <w:color w:val="5A5F66"/>
+              <w:sz w:val="15"/>
+              <w:szCs w:val="15"/>
+            </w:rPr>
+            <w:t xml:space="preserve">1</w:t>
+          </w:r>
+          <w:r>
+            <w:rPr>
+              <w:rFonts w:ascii="Avenir Next" w:hAnsi="Avenir Next" w:cs="Avenir Next" w:eastAsia="Avenir Next"/>
+              <w:color w:val="5A5F66"/>
+              <w:sz w:val="15"/>
+              <w:szCs w:val="15"/>
+            </w:rPr>
+            <w:fldChar w:fldCharType="end"/>
+          </w:r>
+          <w:r>
+            <w:rPr>
+              <w:rFonts w:ascii="Avenir Next" w:hAnsi="Avenir Next" w:cs="Avenir Next" w:eastAsia="Avenir Next"/>
+              <w:color w:val="5A5F66"/>
+              <w:sz w:val="15"/>
+              <w:szCs w:val="15"/>
+            </w:rPr>
+            <w:t xml:space="preserve"> of </w:t>
+          </w:r>
+          <w:r>
+            <w:rPr>
+              <w:rFonts w:ascii="Avenir Next" w:hAnsi="Avenir Next" w:cs="Avenir Next" w:eastAsia="Avenir Next"/>
+              <w:color w:val="5A5F66"/>
+              <w:sz w:val="15"/>
+              <w:szCs w:val="15"/>
+            </w:rPr>
+            <w:fldChar w:fldCharType="begin"/>
+          </w:r>
+          <w:r>
+            <w:rPr>
+              <w:rFonts w:ascii="Avenir Next" w:hAnsi="Avenir Next" w:cs="Avenir Next" w:eastAsia="Avenir Next"/>
+              <w:color w:val="5A5F66"/>
+              <w:sz w:val="15"/>
+              <w:szCs w:val="15"/>
+            </w:rPr>
+            <w:instrText xml:space="preserve"> NUMPAGES </w:instrText>
+          </w:r>
+          <w:r>
+            <w:rPr>
+              <w:rFonts w:ascii="Avenir Next" w:hAnsi="Avenir Next" w:cs="Avenir Next" w:eastAsia="Avenir Next"/>
+              <w:color w:val="5A5F66"/>
+              <w:sz w:val="15"/>
+              <w:szCs w:val="15"/>
+            </w:rPr>
+            <w:fldChar w:fldCharType="separate"/>
+          </w:r>
+          <w:r>
+            <w:rPr>
+              <w:rFonts w:ascii="Avenir Next" w:hAnsi="Avenir Next" w:cs="Avenir Next" w:eastAsia="Avenir Next"/>
+              <w:color w:val="5A5F66"/>
+              <w:sz w:val="15"/>
+              <w:szCs w:val="15"/>
+            </w:rPr>
+            <w:t xml:space="preserve">1</w:t>
+          </w:r>
+          <w:r>
+            <w:rPr>
+              <w:rFonts w:ascii="Avenir Next" w:hAnsi="Avenir Next" w:cs="Avenir Next" w:eastAsia="Avenir Next"/>
+              <w:color w:val="5A5F66"/>
+              <w:sz w:val="15"/>
+              <w:szCs w:val="15"/>
+            </w:rPr>
+            <w:fldChar w:fldCharType="end"/>
           </w:r>
         </w:p>
       </w:tc>
@@ -4761,5 +4868,23 @@
       </w:tblCellMar>
     </w:tblPr>
   </w:style>
+  <w:style w:type="paragraph" w:styleId="Heading1">
+    <w:name w:val="heading 1"/>
+    <w:basedOn w:val="Normal"/>
+    <w:pPr>
+      <w:outlineLvl w:val="0"/>
+      <w:keepNext w:val="0"/>
+      <w:keepLines w:val="0"/>
+    </w:pPr>
+  </w:style>
+  <w:style w:type="paragraph" w:styleId="Heading2">
+    <w:name w:val="heading 2"/>
+    <w:basedOn w:val="Normal"/>
+    <w:pPr>
+      <w:outlineLvl w:val="1"/>
+      <w:keepNext w:val="0"/>
+      <w:keepLines w:val="0"/>
+    </w:pPr>
+  </w:style>
 </w:styles>
 </file>